--- a/week-4/Critical_Thinking_Assn_4.docx
+++ b/week-4/Critical_Thinking_Assn_4.docx
@@ -128,7 +128,46 @@
       </w:r>
     </w:p>
     <w:p/>
-    <w:p/>
+    <w:p>
+      <w:r>
+        <w:lastRenderedPageBreak/>
+        <w:drawing>
+          <wp:inline distT="0" distB="0" distL="0" distR="0" wp14:anchorId="1844CA17" wp14:editId="1D53B1FF">
+            <wp:extent cx="5943600" cy="4690110"/>
+            <wp:effectExtent l="0" t="0" r="0" b="0"/>
+            <wp:docPr id="1401804584" name="Picture 1"/>
+            <wp:cNvGraphicFramePr>
+              <a:graphicFrameLocks xmlns:a="http://schemas.openxmlformats.org/drawingml/2006/main" noChangeAspect="1"/>
+            </wp:cNvGraphicFramePr>
+            <a:graphic xmlns:a="http://schemas.openxmlformats.org/drawingml/2006/main">
+              <a:graphicData uri="http://schemas.openxmlformats.org/drawingml/2006/picture">
+                <pic:pic xmlns:pic="http://schemas.openxmlformats.org/drawingml/2006/picture">
+                  <pic:nvPicPr>
+                    <pic:cNvPr id="1401804584" name=""/>
+                    <pic:cNvPicPr/>
+                  </pic:nvPicPr>
+                  <pic:blipFill>
+                    <a:blip r:embed="rId5"/>
+                    <a:stretch>
+                      <a:fillRect/>
+                    </a:stretch>
+                  </pic:blipFill>
+                  <pic:spPr>
+                    <a:xfrm>
+                      <a:off x="0" y="0"/>
+                      <a:ext cx="5943600" cy="4690110"/>
+                    </a:xfrm>
+                    <a:prstGeom prst="rect">
+                      <a:avLst/>
+                    </a:prstGeom>
+                  </pic:spPr>
+                </pic:pic>
+              </a:graphicData>
+            </a:graphic>
+          </wp:inline>
+        </w:drawing>
+      </w:r>
+    </w:p>
     <w:p/>
     <w:p/>
     <w:p/>
@@ -152,6 +191,8 @@
         <w:t>Git Repository</w:t>
       </w:r>
     </w:p>
+    <w:p/>
+    <w:p/>
     <w:p/>
     <w:p>
       <w:r>
@@ -172,7 +213,7 @@
                     <pic:cNvPicPr/>
                   </pic:nvPicPr>
                   <pic:blipFill>
-                    <a:blip r:embed="rId5"/>
+                    <a:blip r:embed="rId6"/>
                     <a:stretch>
                       <a:fillRect/>
                     </a:stretch>
@@ -181,6 +222,88 @@
                     <a:xfrm>
                       <a:off x="0" y="0"/>
                       <a:ext cx="5943600" cy="4497070"/>
+                    </a:xfrm>
+                    <a:prstGeom prst="rect">
+                      <a:avLst/>
+                    </a:prstGeom>
+                  </pic:spPr>
+                </pic:pic>
+              </a:graphicData>
+            </a:graphic>
+          </wp:inline>
+        </w:drawing>
+      </w:r>
+    </w:p>
+    <w:p/>
+    <w:p>
+      <w:r>
+        <w:lastRenderedPageBreak/>
+        <w:drawing>
+          <wp:inline distT="0" distB="0" distL="0" distR="0" wp14:anchorId="616056B2" wp14:editId="16ECD45E">
+            <wp:extent cx="5943600" cy="4897120"/>
+            <wp:effectExtent l="0" t="0" r="0" b="5080"/>
+            <wp:docPr id="1730631415" name="Picture 1"/>
+            <wp:cNvGraphicFramePr>
+              <a:graphicFrameLocks xmlns:a="http://schemas.openxmlformats.org/drawingml/2006/main" noChangeAspect="1"/>
+            </wp:cNvGraphicFramePr>
+            <a:graphic xmlns:a="http://schemas.openxmlformats.org/drawingml/2006/main">
+              <a:graphicData uri="http://schemas.openxmlformats.org/drawingml/2006/picture">
+                <pic:pic xmlns:pic="http://schemas.openxmlformats.org/drawingml/2006/picture">
+                  <pic:nvPicPr>
+                    <pic:cNvPr id="1730631415" name=""/>
+                    <pic:cNvPicPr/>
+                  </pic:nvPicPr>
+                  <pic:blipFill>
+                    <a:blip r:embed="rId7"/>
+                    <a:stretch>
+                      <a:fillRect/>
+                    </a:stretch>
+                  </pic:blipFill>
+                  <pic:spPr>
+                    <a:xfrm>
+                      <a:off x="0" y="0"/>
+                      <a:ext cx="5943600" cy="4897120"/>
+                    </a:xfrm>
+                    <a:prstGeom prst="rect">
+                      <a:avLst/>
+                    </a:prstGeom>
+                  </pic:spPr>
+                </pic:pic>
+              </a:graphicData>
+            </a:graphic>
+          </wp:inline>
+        </w:drawing>
+      </w:r>
+    </w:p>
+    <w:p/>
+    <w:p>
+      <w:r>
+        <w:lastRenderedPageBreak/>
+        <w:drawing>
+          <wp:inline distT="0" distB="0" distL="0" distR="0" wp14:anchorId="47D0EA5F" wp14:editId="00FECB63">
+            <wp:extent cx="5943600" cy="5035550"/>
+            <wp:effectExtent l="0" t="0" r="0" b="6350"/>
+            <wp:docPr id="1195225971" name="Picture 1"/>
+            <wp:cNvGraphicFramePr>
+              <a:graphicFrameLocks xmlns:a="http://schemas.openxmlformats.org/drawingml/2006/main" noChangeAspect="1"/>
+            </wp:cNvGraphicFramePr>
+            <a:graphic xmlns:a="http://schemas.openxmlformats.org/drawingml/2006/main">
+              <a:graphicData uri="http://schemas.openxmlformats.org/drawingml/2006/picture">
+                <pic:pic xmlns:pic="http://schemas.openxmlformats.org/drawingml/2006/picture">
+                  <pic:nvPicPr>
+                    <pic:cNvPr id="1195225971" name=""/>
+                    <pic:cNvPicPr/>
+                  </pic:nvPicPr>
+                  <pic:blipFill>
+                    <a:blip r:embed="rId8"/>
+                    <a:stretch>
+                      <a:fillRect/>
+                    </a:stretch>
+                  </pic:blipFill>
+                  <pic:spPr>
+                    <a:xfrm>
+                      <a:off x="0" y="0"/>
+                      <a:ext cx="5943600" cy="5035550"/>
                     </a:xfrm>
                     <a:prstGeom prst="rect">
                       <a:avLst/>

--- a/week-4/Critical_Thinking_Assn_4.docx
+++ b/week-4/Critical_Thinking_Assn_4.docx
@@ -73,6 +73,1240 @@
         </w:tabs>
         <w:spacing w:after="0" w:line="240" w:lineRule="auto"/>
         <w:rPr>
+          <w:rFonts w:ascii="Courier New" w:eastAsia="Times New Roman" w:hAnsi="Courier New" w:cs="Courier New"/>
+          <w:kern w:val="0"/>
+          <w:sz w:val="20"/>
+          <w:szCs w:val="20"/>
+          <w14:ligatures w14:val="none"/>
+        </w:rPr>
+      </w:pPr>
+      <w:r>
+        <w:rPr>
+          <w:rFonts w:ascii="Courier New" w:eastAsia="Times New Roman" w:hAnsi="Courier New" w:cs="Courier New"/>
+          <w:kern w:val="0"/>
+          <w:sz w:val="20"/>
+          <w:szCs w:val="20"/>
+          <w14:ligatures w14:val="none"/>
+        </w:rPr>
+        <w:t xml:space="preserve">        </w:t>
+      </w:r>
+      <w:r>
+        <w:rPr>
+          <w:rFonts w:ascii="Courier New" w:eastAsia="Times New Roman" w:hAnsi="Courier New" w:cs="Courier New"/>
+          <w:kern w:val="0"/>
+          <w:sz w:val="20"/>
+          <w:szCs w:val="20"/>
+          <w14:ligatures w14:val="none"/>
+        </w:rPr>
+        <w:t>START</w:t>
+      </w:r>
+    </w:p>
+    <w:p>
+      <w:pPr>
+        <w:tabs>
+          <w:tab w:val="left" w:pos="916"/>
+          <w:tab w:val="left" w:pos="1832"/>
+          <w:tab w:val="left" w:pos="2748"/>
+          <w:tab w:val="left" w:pos="3664"/>
+          <w:tab w:val="left" w:pos="4580"/>
+          <w:tab w:val="left" w:pos="5496"/>
+          <w:tab w:val="left" w:pos="6412"/>
+          <w:tab w:val="left" w:pos="7328"/>
+          <w:tab w:val="left" w:pos="8244"/>
+          <w:tab w:val="left" w:pos="9160"/>
+          <w:tab w:val="left" w:pos="10076"/>
+          <w:tab w:val="left" w:pos="10992"/>
+          <w:tab w:val="left" w:pos="11908"/>
+          <w:tab w:val="left" w:pos="12824"/>
+          <w:tab w:val="left" w:pos="13740"/>
+          <w:tab w:val="left" w:pos="14656"/>
+        </w:tabs>
+        <w:spacing w:after="0" w:line="240" w:lineRule="auto"/>
+        <w:rPr>
+          <w:rFonts w:ascii="Courier New" w:eastAsia="Times New Roman" w:hAnsi="Courier New" w:cs="Courier New"/>
+          <w:kern w:val="0"/>
+          <w:sz w:val="20"/>
+          <w:szCs w:val="20"/>
+          <w14:ligatures w14:val="none"/>
+        </w:rPr>
+      </w:pPr>
+    </w:p>
+    <w:p>
+      <w:pPr>
+        <w:tabs>
+          <w:tab w:val="left" w:pos="916"/>
+          <w:tab w:val="left" w:pos="1832"/>
+          <w:tab w:val="left" w:pos="2748"/>
+          <w:tab w:val="left" w:pos="3664"/>
+          <w:tab w:val="left" w:pos="4580"/>
+          <w:tab w:val="left" w:pos="5496"/>
+          <w:tab w:val="left" w:pos="6412"/>
+          <w:tab w:val="left" w:pos="7328"/>
+          <w:tab w:val="left" w:pos="8244"/>
+          <w:tab w:val="left" w:pos="9160"/>
+          <w:tab w:val="left" w:pos="10076"/>
+          <w:tab w:val="left" w:pos="10992"/>
+          <w:tab w:val="left" w:pos="11908"/>
+          <w:tab w:val="left" w:pos="12824"/>
+          <w:tab w:val="left" w:pos="13740"/>
+          <w:tab w:val="left" w:pos="14656"/>
+        </w:tabs>
+        <w:spacing w:after="0" w:line="240" w:lineRule="auto"/>
+        <w:rPr>
+          <w:rFonts w:ascii="Courier New" w:eastAsia="Times New Roman" w:hAnsi="Courier New" w:cs="Courier New"/>
+          <w:kern w:val="0"/>
+          <w:sz w:val="20"/>
+          <w:szCs w:val="20"/>
+          <w14:ligatures w14:val="none"/>
+        </w:rPr>
+      </w:pPr>
+      <w:r>
+        <w:rPr>
+          <w:rFonts w:ascii="Courier New" w:eastAsia="Times New Roman" w:hAnsi="Courier New" w:cs="Courier New"/>
+          <w:kern w:val="0"/>
+          <w:sz w:val="20"/>
+          <w:szCs w:val="20"/>
+          <w14:ligatures w14:val="none"/>
+        </w:rPr>
+        <w:t xml:space="preserve">Define a </w:t>
+      </w:r>
+      <w:proofErr w:type="gramStart"/>
+      <w:r>
+        <w:rPr>
+          <w:rFonts w:ascii="Courier New" w:eastAsia="Times New Roman" w:hAnsi="Courier New" w:cs="Courier New"/>
+          <w:kern w:val="0"/>
+          <w:sz w:val="20"/>
+          <w:szCs w:val="20"/>
+          <w14:ligatures w14:val="none"/>
+        </w:rPr>
+        <w:t>User</w:t>
+      </w:r>
+      <w:proofErr w:type="gramEnd"/>
+      <w:r>
+        <w:rPr>
+          <w:rFonts w:ascii="Courier New" w:eastAsia="Times New Roman" w:hAnsi="Courier New" w:cs="Courier New"/>
+          <w:kern w:val="0"/>
+          <w:sz w:val="20"/>
+          <w:szCs w:val="20"/>
+          <w14:ligatures w14:val="none"/>
+        </w:rPr>
+        <w:t xml:space="preserve"> class</w:t>
+      </w:r>
+    </w:p>
+    <w:p>
+      <w:pPr>
+        <w:tabs>
+          <w:tab w:val="left" w:pos="916"/>
+          <w:tab w:val="left" w:pos="1832"/>
+          <w:tab w:val="left" w:pos="2748"/>
+          <w:tab w:val="left" w:pos="3664"/>
+          <w:tab w:val="left" w:pos="4580"/>
+          <w:tab w:val="left" w:pos="5496"/>
+          <w:tab w:val="left" w:pos="6412"/>
+          <w:tab w:val="left" w:pos="7328"/>
+          <w:tab w:val="left" w:pos="8244"/>
+          <w:tab w:val="left" w:pos="9160"/>
+          <w:tab w:val="left" w:pos="10076"/>
+          <w:tab w:val="left" w:pos="10992"/>
+          <w:tab w:val="left" w:pos="11908"/>
+          <w:tab w:val="left" w:pos="12824"/>
+          <w:tab w:val="left" w:pos="13740"/>
+          <w:tab w:val="left" w:pos="14656"/>
+        </w:tabs>
+        <w:spacing w:after="0" w:line="240" w:lineRule="auto"/>
+        <w:rPr>
+          <w:rFonts w:ascii="Courier New" w:eastAsia="Times New Roman" w:hAnsi="Courier New" w:cs="Courier New"/>
+          <w:kern w:val="0"/>
+          <w:sz w:val="20"/>
+          <w:szCs w:val="20"/>
+          <w14:ligatures w14:val="none"/>
+        </w:rPr>
+      </w:pPr>
+    </w:p>
+    <w:p>
+      <w:pPr>
+        <w:tabs>
+          <w:tab w:val="left" w:pos="916"/>
+          <w:tab w:val="left" w:pos="1832"/>
+          <w:tab w:val="left" w:pos="2748"/>
+          <w:tab w:val="left" w:pos="3664"/>
+          <w:tab w:val="left" w:pos="4580"/>
+          <w:tab w:val="left" w:pos="5496"/>
+          <w:tab w:val="left" w:pos="6412"/>
+          <w:tab w:val="left" w:pos="7328"/>
+          <w:tab w:val="left" w:pos="8244"/>
+          <w:tab w:val="left" w:pos="9160"/>
+          <w:tab w:val="left" w:pos="10076"/>
+          <w:tab w:val="left" w:pos="10992"/>
+          <w:tab w:val="left" w:pos="11908"/>
+          <w:tab w:val="left" w:pos="12824"/>
+          <w:tab w:val="left" w:pos="13740"/>
+          <w:tab w:val="left" w:pos="14656"/>
+        </w:tabs>
+        <w:spacing w:after="0" w:line="240" w:lineRule="auto"/>
+        <w:rPr>
+          <w:rFonts w:ascii="Courier New" w:eastAsia="Times New Roman" w:hAnsi="Courier New" w:cs="Courier New"/>
+          <w:kern w:val="0"/>
+          <w:sz w:val="20"/>
+          <w:szCs w:val="20"/>
+          <w14:ligatures w14:val="none"/>
+        </w:rPr>
+      </w:pPr>
+      <w:r>
+        <w:rPr>
+          <w:rFonts w:ascii="Courier New" w:eastAsia="Times New Roman" w:hAnsi="Courier New" w:cs="Courier New"/>
+          <w:kern w:val="0"/>
+          <w:sz w:val="20"/>
+          <w:szCs w:val="20"/>
+          <w14:ligatures w14:val="none"/>
+        </w:rPr>
+        <w:t>Create a constructor for the User class</w:t>
+      </w:r>
+    </w:p>
+    <w:p>
+      <w:pPr>
+        <w:tabs>
+          <w:tab w:val="left" w:pos="916"/>
+          <w:tab w:val="left" w:pos="1832"/>
+          <w:tab w:val="left" w:pos="2748"/>
+          <w:tab w:val="left" w:pos="3664"/>
+          <w:tab w:val="left" w:pos="4580"/>
+          <w:tab w:val="left" w:pos="5496"/>
+          <w:tab w:val="left" w:pos="6412"/>
+          <w:tab w:val="left" w:pos="7328"/>
+          <w:tab w:val="left" w:pos="8244"/>
+          <w:tab w:val="left" w:pos="9160"/>
+          <w:tab w:val="left" w:pos="10076"/>
+          <w:tab w:val="left" w:pos="10992"/>
+          <w:tab w:val="left" w:pos="11908"/>
+          <w:tab w:val="left" w:pos="12824"/>
+          <w:tab w:val="left" w:pos="13740"/>
+          <w:tab w:val="left" w:pos="14656"/>
+        </w:tabs>
+        <w:spacing w:after="0" w:line="240" w:lineRule="auto"/>
+        <w:rPr>
+          <w:rFonts w:ascii="Courier New" w:eastAsia="Times New Roman" w:hAnsi="Courier New" w:cs="Courier New"/>
+          <w:kern w:val="0"/>
+          <w:sz w:val="20"/>
+          <w:szCs w:val="20"/>
+          <w14:ligatures w14:val="none"/>
+        </w:rPr>
+      </w:pPr>
+      <w:r>
+        <w:rPr>
+          <w:rFonts w:ascii="Courier New" w:eastAsia="Times New Roman" w:hAnsi="Courier New" w:cs="Courier New"/>
+          <w:kern w:val="0"/>
+          <w:sz w:val="20"/>
+          <w:szCs w:val="20"/>
+          <w14:ligatures w14:val="none"/>
+        </w:rPr>
+        <w:t xml:space="preserve">    Accept an ID, username, and email address</w:t>
+      </w:r>
+    </w:p>
+    <w:p>
+      <w:pPr>
+        <w:tabs>
+          <w:tab w:val="left" w:pos="916"/>
+          <w:tab w:val="left" w:pos="1832"/>
+          <w:tab w:val="left" w:pos="2748"/>
+          <w:tab w:val="left" w:pos="3664"/>
+          <w:tab w:val="left" w:pos="4580"/>
+          <w:tab w:val="left" w:pos="5496"/>
+          <w:tab w:val="left" w:pos="6412"/>
+          <w:tab w:val="left" w:pos="7328"/>
+          <w:tab w:val="left" w:pos="8244"/>
+          <w:tab w:val="left" w:pos="9160"/>
+          <w:tab w:val="left" w:pos="10076"/>
+          <w:tab w:val="left" w:pos="10992"/>
+          <w:tab w:val="left" w:pos="11908"/>
+          <w:tab w:val="left" w:pos="12824"/>
+          <w:tab w:val="left" w:pos="13740"/>
+          <w:tab w:val="left" w:pos="14656"/>
+        </w:tabs>
+        <w:spacing w:after="0" w:line="240" w:lineRule="auto"/>
+        <w:rPr>
+          <w:rFonts w:ascii="Courier New" w:eastAsia="Times New Roman" w:hAnsi="Courier New" w:cs="Courier New"/>
+          <w:kern w:val="0"/>
+          <w:sz w:val="20"/>
+          <w:szCs w:val="20"/>
+          <w14:ligatures w14:val="none"/>
+        </w:rPr>
+      </w:pPr>
+      <w:r>
+        <w:rPr>
+          <w:rFonts w:ascii="Courier New" w:eastAsia="Times New Roman" w:hAnsi="Courier New" w:cs="Courier New"/>
+          <w:kern w:val="0"/>
+          <w:sz w:val="20"/>
+          <w:szCs w:val="20"/>
+          <w14:ligatures w14:val="none"/>
+        </w:rPr>
+        <w:t xml:space="preserve">    Store the ID</w:t>
+      </w:r>
+    </w:p>
+    <w:p>
+      <w:pPr>
+        <w:tabs>
+          <w:tab w:val="left" w:pos="916"/>
+          <w:tab w:val="left" w:pos="1832"/>
+          <w:tab w:val="left" w:pos="2748"/>
+          <w:tab w:val="left" w:pos="3664"/>
+          <w:tab w:val="left" w:pos="4580"/>
+          <w:tab w:val="left" w:pos="5496"/>
+          <w:tab w:val="left" w:pos="6412"/>
+          <w:tab w:val="left" w:pos="7328"/>
+          <w:tab w:val="left" w:pos="8244"/>
+          <w:tab w:val="left" w:pos="9160"/>
+          <w:tab w:val="left" w:pos="10076"/>
+          <w:tab w:val="left" w:pos="10992"/>
+          <w:tab w:val="left" w:pos="11908"/>
+          <w:tab w:val="left" w:pos="12824"/>
+          <w:tab w:val="left" w:pos="13740"/>
+          <w:tab w:val="left" w:pos="14656"/>
+        </w:tabs>
+        <w:spacing w:after="0" w:line="240" w:lineRule="auto"/>
+        <w:rPr>
+          <w:rFonts w:ascii="Courier New" w:eastAsia="Times New Roman" w:hAnsi="Courier New" w:cs="Courier New"/>
+          <w:kern w:val="0"/>
+          <w:sz w:val="20"/>
+          <w:szCs w:val="20"/>
+          <w14:ligatures w14:val="none"/>
+        </w:rPr>
+      </w:pPr>
+      <w:r>
+        <w:rPr>
+          <w:rFonts w:ascii="Courier New" w:eastAsia="Times New Roman" w:hAnsi="Courier New" w:cs="Courier New"/>
+          <w:kern w:val="0"/>
+          <w:sz w:val="20"/>
+          <w:szCs w:val="20"/>
+          <w14:ligatures w14:val="none"/>
+        </w:rPr>
+        <w:t xml:space="preserve">    Store the username</w:t>
+      </w:r>
+    </w:p>
+    <w:p>
+      <w:pPr>
+        <w:tabs>
+          <w:tab w:val="left" w:pos="916"/>
+          <w:tab w:val="left" w:pos="1832"/>
+          <w:tab w:val="left" w:pos="2748"/>
+          <w:tab w:val="left" w:pos="3664"/>
+          <w:tab w:val="left" w:pos="4580"/>
+          <w:tab w:val="left" w:pos="5496"/>
+          <w:tab w:val="left" w:pos="6412"/>
+          <w:tab w:val="left" w:pos="7328"/>
+          <w:tab w:val="left" w:pos="8244"/>
+          <w:tab w:val="left" w:pos="9160"/>
+          <w:tab w:val="left" w:pos="10076"/>
+          <w:tab w:val="left" w:pos="10992"/>
+          <w:tab w:val="left" w:pos="11908"/>
+          <w:tab w:val="left" w:pos="12824"/>
+          <w:tab w:val="left" w:pos="13740"/>
+          <w:tab w:val="left" w:pos="14656"/>
+        </w:tabs>
+        <w:spacing w:after="0" w:line="240" w:lineRule="auto"/>
+        <w:rPr>
+          <w:rFonts w:ascii="Courier New" w:eastAsia="Times New Roman" w:hAnsi="Courier New" w:cs="Courier New"/>
+          <w:kern w:val="0"/>
+          <w:sz w:val="20"/>
+          <w:szCs w:val="20"/>
+          <w14:ligatures w14:val="none"/>
+        </w:rPr>
+      </w:pPr>
+      <w:r>
+        <w:rPr>
+          <w:rFonts w:ascii="Courier New" w:eastAsia="Times New Roman" w:hAnsi="Courier New" w:cs="Courier New"/>
+          <w:kern w:val="0"/>
+          <w:sz w:val="20"/>
+          <w:szCs w:val="20"/>
+          <w14:ligatures w14:val="none"/>
+        </w:rPr>
+        <w:t xml:space="preserve">    Store the email address</w:t>
+      </w:r>
+    </w:p>
+    <w:p>
+      <w:pPr>
+        <w:tabs>
+          <w:tab w:val="left" w:pos="916"/>
+          <w:tab w:val="left" w:pos="1832"/>
+          <w:tab w:val="left" w:pos="2748"/>
+          <w:tab w:val="left" w:pos="3664"/>
+          <w:tab w:val="left" w:pos="4580"/>
+          <w:tab w:val="left" w:pos="5496"/>
+          <w:tab w:val="left" w:pos="6412"/>
+          <w:tab w:val="left" w:pos="7328"/>
+          <w:tab w:val="left" w:pos="8244"/>
+          <w:tab w:val="left" w:pos="9160"/>
+          <w:tab w:val="left" w:pos="10076"/>
+          <w:tab w:val="left" w:pos="10992"/>
+          <w:tab w:val="left" w:pos="11908"/>
+          <w:tab w:val="left" w:pos="12824"/>
+          <w:tab w:val="left" w:pos="13740"/>
+          <w:tab w:val="left" w:pos="14656"/>
+        </w:tabs>
+        <w:spacing w:after="0" w:line="240" w:lineRule="auto"/>
+        <w:rPr>
+          <w:rFonts w:ascii="Courier New" w:eastAsia="Times New Roman" w:hAnsi="Courier New" w:cs="Courier New"/>
+          <w:kern w:val="0"/>
+          <w:sz w:val="20"/>
+          <w:szCs w:val="20"/>
+          <w14:ligatures w14:val="none"/>
+        </w:rPr>
+      </w:pPr>
+    </w:p>
+    <w:p>
+      <w:pPr>
+        <w:tabs>
+          <w:tab w:val="left" w:pos="916"/>
+          <w:tab w:val="left" w:pos="1832"/>
+          <w:tab w:val="left" w:pos="2748"/>
+          <w:tab w:val="left" w:pos="3664"/>
+          <w:tab w:val="left" w:pos="4580"/>
+          <w:tab w:val="left" w:pos="5496"/>
+          <w:tab w:val="left" w:pos="6412"/>
+          <w:tab w:val="left" w:pos="7328"/>
+          <w:tab w:val="left" w:pos="8244"/>
+          <w:tab w:val="left" w:pos="9160"/>
+          <w:tab w:val="left" w:pos="10076"/>
+          <w:tab w:val="left" w:pos="10992"/>
+          <w:tab w:val="left" w:pos="11908"/>
+          <w:tab w:val="left" w:pos="12824"/>
+          <w:tab w:val="left" w:pos="13740"/>
+          <w:tab w:val="left" w:pos="14656"/>
+        </w:tabs>
+        <w:spacing w:after="0" w:line="240" w:lineRule="auto"/>
+        <w:rPr>
+          <w:rFonts w:ascii="Courier New" w:eastAsia="Times New Roman" w:hAnsi="Courier New" w:cs="Courier New"/>
+          <w:kern w:val="0"/>
+          <w:sz w:val="20"/>
+          <w:szCs w:val="20"/>
+          <w14:ligatures w14:val="none"/>
+        </w:rPr>
+      </w:pPr>
+      <w:r>
+        <w:rPr>
+          <w:rFonts w:ascii="Courier New" w:eastAsia="Times New Roman" w:hAnsi="Courier New" w:cs="Courier New"/>
+          <w:kern w:val="0"/>
+          <w:sz w:val="20"/>
+          <w:szCs w:val="20"/>
+          <w14:ligatures w14:val="none"/>
+        </w:rPr>
+        <w:t xml:space="preserve">Create a </w:t>
+      </w:r>
+      <w:proofErr w:type="spellStart"/>
+      <w:r>
+        <w:rPr>
+          <w:rFonts w:ascii="Courier New" w:eastAsia="Times New Roman" w:hAnsi="Courier New" w:cs="Courier New"/>
+          <w:kern w:val="0"/>
+          <w:sz w:val="20"/>
+          <w:szCs w:val="20"/>
+          <w14:ligatures w14:val="none"/>
+        </w:rPr>
+        <w:t>get_id</w:t>
+      </w:r>
+      <w:proofErr w:type="spellEnd"/>
+      <w:r>
+        <w:rPr>
+          <w:rFonts w:ascii="Courier New" w:eastAsia="Times New Roman" w:hAnsi="Courier New" w:cs="Courier New"/>
+          <w:kern w:val="0"/>
+          <w:sz w:val="20"/>
+          <w:szCs w:val="20"/>
+          <w14:ligatures w14:val="none"/>
+        </w:rPr>
+        <w:t xml:space="preserve"> method</w:t>
+      </w:r>
+    </w:p>
+    <w:p>
+      <w:pPr>
+        <w:tabs>
+          <w:tab w:val="left" w:pos="916"/>
+          <w:tab w:val="left" w:pos="1832"/>
+          <w:tab w:val="left" w:pos="2748"/>
+          <w:tab w:val="left" w:pos="3664"/>
+          <w:tab w:val="left" w:pos="4580"/>
+          <w:tab w:val="left" w:pos="5496"/>
+          <w:tab w:val="left" w:pos="6412"/>
+          <w:tab w:val="left" w:pos="7328"/>
+          <w:tab w:val="left" w:pos="8244"/>
+          <w:tab w:val="left" w:pos="9160"/>
+          <w:tab w:val="left" w:pos="10076"/>
+          <w:tab w:val="left" w:pos="10992"/>
+          <w:tab w:val="left" w:pos="11908"/>
+          <w:tab w:val="left" w:pos="12824"/>
+          <w:tab w:val="left" w:pos="13740"/>
+          <w:tab w:val="left" w:pos="14656"/>
+        </w:tabs>
+        <w:spacing w:after="0" w:line="240" w:lineRule="auto"/>
+        <w:rPr>
+          <w:rFonts w:ascii="Courier New" w:eastAsia="Times New Roman" w:hAnsi="Courier New" w:cs="Courier New"/>
+          <w:kern w:val="0"/>
+          <w:sz w:val="20"/>
+          <w:szCs w:val="20"/>
+          <w14:ligatures w14:val="none"/>
+        </w:rPr>
+      </w:pPr>
+      <w:r>
+        <w:rPr>
+          <w:rFonts w:ascii="Courier New" w:eastAsia="Times New Roman" w:hAnsi="Courier New" w:cs="Courier New"/>
+          <w:kern w:val="0"/>
+          <w:sz w:val="20"/>
+          <w:szCs w:val="20"/>
+          <w14:ligatures w14:val="none"/>
+        </w:rPr>
+        <w:t xml:space="preserve">    Return the user's ID</w:t>
+      </w:r>
+    </w:p>
+    <w:p>
+      <w:pPr>
+        <w:tabs>
+          <w:tab w:val="left" w:pos="916"/>
+          <w:tab w:val="left" w:pos="1832"/>
+          <w:tab w:val="left" w:pos="2748"/>
+          <w:tab w:val="left" w:pos="3664"/>
+          <w:tab w:val="left" w:pos="4580"/>
+          <w:tab w:val="left" w:pos="5496"/>
+          <w:tab w:val="left" w:pos="6412"/>
+          <w:tab w:val="left" w:pos="7328"/>
+          <w:tab w:val="left" w:pos="8244"/>
+          <w:tab w:val="left" w:pos="9160"/>
+          <w:tab w:val="left" w:pos="10076"/>
+          <w:tab w:val="left" w:pos="10992"/>
+          <w:tab w:val="left" w:pos="11908"/>
+          <w:tab w:val="left" w:pos="12824"/>
+          <w:tab w:val="left" w:pos="13740"/>
+          <w:tab w:val="left" w:pos="14656"/>
+        </w:tabs>
+        <w:spacing w:after="0" w:line="240" w:lineRule="auto"/>
+        <w:rPr>
+          <w:rFonts w:ascii="Courier New" w:eastAsia="Times New Roman" w:hAnsi="Courier New" w:cs="Courier New"/>
+          <w:kern w:val="0"/>
+          <w:sz w:val="20"/>
+          <w:szCs w:val="20"/>
+          <w14:ligatures w14:val="none"/>
+        </w:rPr>
+      </w:pPr>
+    </w:p>
+    <w:p>
+      <w:pPr>
+        <w:tabs>
+          <w:tab w:val="left" w:pos="916"/>
+          <w:tab w:val="left" w:pos="1832"/>
+          <w:tab w:val="left" w:pos="2748"/>
+          <w:tab w:val="left" w:pos="3664"/>
+          <w:tab w:val="left" w:pos="4580"/>
+          <w:tab w:val="left" w:pos="5496"/>
+          <w:tab w:val="left" w:pos="6412"/>
+          <w:tab w:val="left" w:pos="7328"/>
+          <w:tab w:val="left" w:pos="8244"/>
+          <w:tab w:val="left" w:pos="9160"/>
+          <w:tab w:val="left" w:pos="10076"/>
+          <w:tab w:val="left" w:pos="10992"/>
+          <w:tab w:val="left" w:pos="11908"/>
+          <w:tab w:val="left" w:pos="12824"/>
+          <w:tab w:val="left" w:pos="13740"/>
+          <w:tab w:val="left" w:pos="14656"/>
+        </w:tabs>
+        <w:spacing w:after="0" w:line="240" w:lineRule="auto"/>
+        <w:rPr>
+          <w:rFonts w:ascii="Courier New" w:eastAsia="Times New Roman" w:hAnsi="Courier New" w:cs="Courier New"/>
+          <w:kern w:val="0"/>
+          <w:sz w:val="20"/>
+          <w:szCs w:val="20"/>
+          <w14:ligatures w14:val="none"/>
+        </w:rPr>
+      </w:pPr>
+      <w:r>
+        <w:rPr>
+          <w:rFonts w:ascii="Courier New" w:eastAsia="Times New Roman" w:hAnsi="Courier New" w:cs="Courier New"/>
+          <w:kern w:val="0"/>
+          <w:sz w:val="20"/>
+          <w:szCs w:val="20"/>
+          <w14:ligatures w14:val="none"/>
+        </w:rPr>
+        <w:t xml:space="preserve">Create a </w:t>
+      </w:r>
+      <w:proofErr w:type="spellStart"/>
+      <w:r>
+        <w:rPr>
+          <w:rFonts w:ascii="Courier New" w:eastAsia="Times New Roman" w:hAnsi="Courier New" w:cs="Courier New"/>
+          <w:kern w:val="0"/>
+          <w:sz w:val="20"/>
+          <w:szCs w:val="20"/>
+          <w14:ligatures w14:val="none"/>
+        </w:rPr>
+        <w:t>get_username</w:t>
+      </w:r>
+      <w:proofErr w:type="spellEnd"/>
+      <w:r>
+        <w:rPr>
+          <w:rFonts w:ascii="Courier New" w:eastAsia="Times New Roman" w:hAnsi="Courier New" w:cs="Courier New"/>
+          <w:kern w:val="0"/>
+          <w:sz w:val="20"/>
+          <w:szCs w:val="20"/>
+          <w14:ligatures w14:val="none"/>
+        </w:rPr>
+        <w:t xml:space="preserve"> method</w:t>
+      </w:r>
+    </w:p>
+    <w:p>
+      <w:pPr>
+        <w:tabs>
+          <w:tab w:val="left" w:pos="916"/>
+          <w:tab w:val="left" w:pos="1832"/>
+          <w:tab w:val="left" w:pos="2748"/>
+          <w:tab w:val="left" w:pos="3664"/>
+          <w:tab w:val="left" w:pos="4580"/>
+          <w:tab w:val="left" w:pos="5496"/>
+          <w:tab w:val="left" w:pos="6412"/>
+          <w:tab w:val="left" w:pos="7328"/>
+          <w:tab w:val="left" w:pos="8244"/>
+          <w:tab w:val="left" w:pos="9160"/>
+          <w:tab w:val="left" w:pos="10076"/>
+          <w:tab w:val="left" w:pos="10992"/>
+          <w:tab w:val="left" w:pos="11908"/>
+          <w:tab w:val="left" w:pos="12824"/>
+          <w:tab w:val="left" w:pos="13740"/>
+          <w:tab w:val="left" w:pos="14656"/>
+        </w:tabs>
+        <w:spacing w:after="0" w:line="240" w:lineRule="auto"/>
+        <w:rPr>
+          <w:rFonts w:ascii="Courier New" w:eastAsia="Times New Roman" w:hAnsi="Courier New" w:cs="Courier New"/>
+          <w:kern w:val="0"/>
+          <w:sz w:val="20"/>
+          <w:szCs w:val="20"/>
+          <w14:ligatures w14:val="none"/>
+        </w:rPr>
+      </w:pPr>
+      <w:r>
+        <w:rPr>
+          <w:rFonts w:ascii="Courier New" w:eastAsia="Times New Roman" w:hAnsi="Courier New" w:cs="Courier New"/>
+          <w:kern w:val="0"/>
+          <w:sz w:val="20"/>
+          <w:szCs w:val="20"/>
+          <w14:ligatures w14:val="none"/>
+        </w:rPr>
+        <w:t xml:space="preserve">    Return the user's username</w:t>
+      </w:r>
+    </w:p>
+    <w:p>
+      <w:pPr>
+        <w:tabs>
+          <w:tab w:val="left" w:pos="916"/>
+          <w:tab w:val="left" w:pos="1832"/>
+          <w:tab w:val="left" w:pos="2748"/>
+          <w:tab w:val="left" w:pos="3664"/>
+          <w:tab w:val="left" w:pos="4580"/>
+          <w:tab w:val="left" w:pos="5496"/>
+          <w:tab w:val="left" w:pos="6412"/>
+          <w:tab w:val="left" w:pos="7328"/>
+          <w:tab w:val="left" w:pos="8244"/>
+          <w:tab w:val="left" w:pos="9160"/>
+          <w:tab w:val="left" w:pos="10076"/>
+          <w:tab w:val="left" w:pos="10992"/>
+          <w:tab w:val="left" w:pos="11908"/>
+          <w:tab w:val="left" w:pos="12824"/>
+          <w:tab w:val="left" w:pos="13740"/>
+          <w:tab w:val="left" w:pos="14656"/>
+        </w:tabs>
+        <w:spacing w:after="0" w:line="240" w:lineRule="auto"/>
+        <w:rPr>
+          <w:rFonts w:ascii="Courier New" w:eastAsia="Times New Roman" w:hAnsi="Courier New" w:cs="Courier New"/>
+          <w:kern w:val="0"/>
+          <w:sz w:val="20"/>
+          <w:szCs w:val="20"/>
+          <w14:ligatures w14:val="none"/>
+        </w:rPr>
+      </w:pPr>
+    </w:p>
+    <w:p>
+      <w:pPr>
+        <w:tabs>
+          <w:tab w:val="left" w:pos="916"/>
+          <w:tab w:val="left" w:pos="1832"/>
+          <w:tab w:val="left" w:pos="2748"/>
+          <w:tab w:val="left" w:pos="3664"/>
+          <w:tab w:val="left" w:pos="4580"/>
+          <w:tab w:val="left" w:pos="5496"/>
+          <w:tab w:val="left" w:pos="6412"/>
+          <w:tab w:val="left" w:pos="7328"/>
+          <w:tab w:val="left" w:pos="8244"/>
+          <w:tab w:val="left" w:pos="9160"/>
+          <w:tab w:val="left" w:pos="10076"/>
+          <w:tab w:val="left" w:pos="10992"/>
+          <w:tab w:val="left" w:pos="11908"/>
+          <w:tab w:val="left" w:pos="12824"/>
+          <w:tab w:val="left" w:pos="13740"/>
+          <w:tab w:val="left" w:pos="14656"/>
+        </w:tabs>
+        <w:spacing w:after="0" w:line="240" w:lineRule="auto"/>
+        <w:rPr>
+          <w:rFonts w:ascii="Courier New" w:eastAsia="Times New Roman" w:hAnsi="Courier New" w:cs="Courier New"/>
+          <w:kern w:val="0"/>
+          <w:sz w:val="20"/>
+          <w:szCs w:val="20"/>
+          <w14:ligatures w14:val="none"/>
+        </w:rPr>
+      </w:pPr>
+      <w:r>
+        <w:rPr>
+          <w:rFonts w:ascii="Courier New" w:eastAsia="Times New Roman" w:hAnsi="Courier New" w:cs="Courier New"/>
+          <w:kern w:val="0"/>
+          <w:sz w:val="20"/>
+          <w:szCs w:val="20"/>
+          <w14:ligatures w14:val="none"/>
+        </w:rPr>
+        <w:t xml:space="preserve">Create a </w:t>
+      </w:r>
+      <w:proofErr w:type="spellStart"/>
+      <w:r>
+        <w:rPr>
+          <w:rFonts w:ascii="Courier New" w:eastAsia="Times New Roman" w:hAnsi="Courier New" w:cs="Courier New"/>
+          <w:kern w:val="0"/>
+          <w:sz w:val="20"/>
+          <w:szCs w:val="20"/>
+          <w14:ligatures w14:val="none"/>
+        </w:rPr>
+        <w:t>get_email</w:t>
+      </w:r>
+      <w:proofErr w:type="spellEnd"/>
+      <w:r>
+        <w:rPr>
+          <w:rFonts w:ascii="Courier New" w:eastAsia="Times New Roman" w:hAnsi="Courier New" w:cs="Courier New"/>
+          <w:kern w:val="0"/>
+          <w:sz w:val="20"/>
+          <w:szCs w:val="20"/>
+          <w14:ligatures w14:val="none"/>
+        </w:rPr>
+        <w:t xml:space="preserve"> method</w:t>
+      </w:r>
+    </w:p>
+    <w:p>
+      <w:pPr>
+        <w:tabs>
+          <w:tab w:val="left" w:pos="916"/>
+          <w:tab w:val="left" w:pos="1832"/>
+          <w:tab w:val="left" w:pos="2748"/>
+          <w:tab w:val="left" w:pos="3664"/>
+          <w:tab w:val="left" w:pos="4580"/>
+          <w:tab w:val="left" w:pos="5496"/>
+          <w:tab w:val="left" w:pos="6412"/>
+          <w:tab w:val="left" w:pos="7328"/>
+          <w:tab w:val="left" w:pos="8244"/>
+          <w:tab w:val="left" w:pos="9160"/>
+          <w:tab w:val="left" w:pos="10076"/>
+          <w:tab w:val="left" w:pos="10992"/>
+          <w:tab w:val="left" w:pos="11908"/>
+          <w:tab w:val="left" w:pos="12824"/>
+          <w:tab w:val="left" w:pos="13740"/>
+          <w:tab w:val="left" w:pos="14656"/>
+        </w:tabs>
+        <w:spacing w:after="0" w:line="240" w:lineRule="auto"/>
+        <w:rPr>
+          <w:rFonts w:ascii="Courier New" w:eastAsia="Times New Roman" w:hAnsi="Courier New" w:cs="Courier New"/>
+          <w:kern w:val="0"/>
+          <w:sz w:val="20"/>
+          <w:szCs w:val="20"/>
+          <w14:ligatures w14:val="none"/>
+        </w:rPr>
+      </w:pPr>
+      <w:r>
+        <w:rPr>
+          <w:rFonts w:ascii="Courier New" w:eastAsia="Times New Roman" w:hAnsi="Courier New" w:cs="Courier New"/>
+          <w:kern w:val="0"/>
+          <w:sz w:val="20"/>
+          <w:szCs w:val="20"/>
+          <w14:ligatures w14:val="none"/>
+        </w:rPr>
+        <w:t xml:space="preserve">    Return the user's email address</w:t>
+      </w:r>
+    </w:p>
+    <w:p>
+      <w:pPr>
+        <w:tabs>
+          <w:tab w:val="left" w:pos="916"/>
+          <w:tab w:val="left" w:pos="1832"/>
+          <w:tab w:val="left" w:pos="2748"/>
+          <w:tab w:val="left" w:pos="3664"/>
+          <w:tab w:val="left" w:pos="4580"/>
+          <w:tab w:val="left" w:pos="5496"/>
+          <w:tab w:val="left" w:pos="6412"/>
+          <w:tab w:val="left" w:pos="7328"/>
+          <w:tab w:val="left" w:pos="8244"/>
+          <w:tab w:val="left" w:pos="9160"/>
+          <w:tab w:val="left" w:pos="10076"/>
+          <w:tab w:val="left" w:pos="10992"/>
+          <w:tab w:val="left" w:pos="11908"/>
+          <w:tab w:val="left" w:pos="12824"/>
+          <w:tab w:val="left" w:pos="13740"/>
+          <w:tab w:val="left" w:pos="14656"/>
+        </w:tabs>
+        <w:spacing w:after="0" w:line="240" w:lineRule="auto"/>
+        <w:rPr>
+          <w:rFonts w:ascii="Courier New" w:eastAsia="Times New Roman" w:hAnsi="Courier New" w:cs="Courier New"/>
+          <w:kern w:val="0"/>
+          <w:sz w:val="20"/>
+          <w:szCs w:val="20"/>
+          <w14:ligatures w14:val="none"/>
+        </w:rPr>
+      </w:pPr>
+    </w:p>
+    <w:p>
+      <w:pPr>
+        <w:tabs>
+          <w:tab w:val="left" w:pos="916"/>
+          <w:tab w:val="left" w:pos="1832"/>
+          <w:tab w:val="left" w:pos="2748"/>
+          <w:tab w:val="left" w:pos="3664"/>
+          <w:tab w:val="left" w:pos="4580"/>
+          <w:tab w:val="left" w:pos="5496"/>
+          <w:tab w:val="left" w:pos="6412"/>
+          <w:tab w:val="left" w:pos="7328"/>
+          <w:tab w:val="left" w:pos="8244"/>
+          <w:tab w:val="left" w:pos="9160"/>
+          <w:tab w:val="left" w:pos="10076"/>
+          <w:tab w:val="left" w:pos="10992"/>
+          <w:tab w:val="left" w:pos="11908"/>
+          <w:tab w:val="left" w:pos="12824"/>
+          <w:tab w:val="left" w:pos="13740"/>
+          <w:tab w:val="left" w:pos="14656"/>
+        </w:tabs>
+        <w:spacing w:after="0" w:line="240" w:lineRule="auto"/>
+        <w:rPr>
+          <w:rFonts w:ascii="Courier New" w:eastAsia="Times New Roman" w:hAnsi="Courier New" w:cs="Courier New"/>
+          <w:kern w:val="0"/>
+          <w:sz w:val="20"/>
+          <w:szCs w:val="20"/>
+          <w14:ligatures w14:val="none"/>
+        </w:rPr>
+      </w:pPr>
+      <w:r>
+        <w:rPr>
+          <w:rFonts w:ascii="Courier New" w:eastAsia="Times New Roman" w:hAnsi="Courier New" w:cs="Courier New"/>
+          <w:kern w:val="0"/>
+          <w:sz w:val="20"/>
+          <w:szCs w:val="20"/>
+          <w14:ligatures w14:val="none"/>
+        </w:rPr>
+        <w:t xml:space="preserve">Create a </w:t>
+      </w:r>
+      <w:proofErr w:type="gramStart"/>
+      <w:r>
+        <w:rPr>
+          <w:rFonts w:ascii="Courier New" w:eastAsia="Times New Roman" w:hAnsi="Courier New" w:cs="Courier New"/>
+          <w:kern w:val="0"/>
+          <w:sz w:val="20"/>
+          <w:szCs w:val="20"/>
+          <w14:ligatures w14:val="none"/>
+        </w:rPr>
+        <w:t>User</w:t>
+      </w:r>
+      <w:proofErr w:type="gramEnd"/>
+      <w:r>
+        <w:rPr>
+          <w:rFonts w:ascii="Courier New" w:eastAsia="Times New Roman" w:hAnsi="Courier New" w:cs="Courier New"/>
+          <w:kern w:val="0"/>
+          <w:sz w:val="20"/>
+          <w:szCs w:val="20"/>
+          <w14:ligatures w14:val="none"/>
+        </w:rPr>
+        <w:t xml:space="preserve"> object</w:t>
+      </w:r>
+    </w:p>
+    <w:p>
+      <w:pPr>
+        <w:tabs>
+          <w:tab w:val="left" w:pos="916"/>
+          <w:tab w:val="left" w:pos="1832"/>
+          <w:tab w:val="left" w:pos="2748"/>
+          <w:tab w:val="left" w:pos="3664"/>
+          <w:tab w:val="left" w:pos="4580"/>
+          <w:tab w:val="left" w:pos="5496"/>
+          <w:tab w:val="left" w:pos="6412"/>
+          <w:tab w:val="left" w:pos="7328"/>
+          <w:tab w:val="left" w:pos="8244"/>
+          <w:tab w:val="left" w:pos="9160"/>
+          <w:tab w:val="left" w:pos="10076"/>
+          <w:tab w:val="left" w:pos="10992"/>
+          <w:tab w:val="left" w:pos="11908"/>
+          <w:tab w:val="left" w:pos="12824"/>
+          <w:tab w:val="left" w:pos="13740"/>
+          <w:tab w:val="left" w:pos="14656"/>
+        </w:tabs>
+        <w:spacing w:after="0" w:line="240" w:lineRule="auto"/>
+        <w:rPr>
+          <w:rFonts w:ascii="Courier New" w:eastAsia="Times New Roman" w:hAnsi="Courier New" w:cs="Courier New"/>
+          <w:kern w:val="0"/>
+          <w:sz w:val="20"/>
+          <w:szCs w:val="20"/>
+          <w14:ligatures w14:val="none"/>
+        </w:rPr>
+      </w:pPr>
+      <w:r>
+        <w:rPr>
+          <w:rFonts w:ascii="Courier New" w:eastAsia="Times New Roman" w:hAnsi="Courier New" w:cs="Courier New"/>
+          <w:kern w:val="0"/>
+          <w:sz w:val="20"/>
+          <w:szCs w:val="20"/>
+          <w14:ligatures w14:val="none"/>
+        </w:rPr>
+        <w:t xml:space="preserve">    Set ID to 1</w:t>
+      </w:r>
+    </w:p>
+    <w:p>
+      <w:pPr>
+        <w:tabs>
+          <w:tab w:val="left" w:pos="916"/>
+          <w:tab w:val="left" w:pos="1832"/>
+          <w:tab w:val="left" w:pos="2748"/>
+          <w:tab w:val="left" w:pos="3664"/>
+          <w:tab w:val="left" w:pos="4580"/>
+          <w:tab w:val="left" w:pos="5496"/>
+          <w:tab w:val="left" w:pos="6412"/>
+          <w:tab w:val="left" w:pos="7328"/>
+          <w:tab w:val="left" w:pos="8244"/>
+          <w:tab w:val="left" w:pos="9160"/>
+          <w:tab w:val="left" w:pos="10076"/>
+          <w:tab w:val="left" w:pos="10992"/>
+          <w:tab w:val="left" w:pos="11908"/>
+          <w:tab w:val="left" w:pos="12824"/>
+          <w:tab w:val="left" w:pos="13740"/>
+          <w:tab w:val="left" w:pos="14656"/>
+        </w:tabs>
+        <w:spacing w:after="0" w:line="240" w:lineRule="auto"/>
+        <w:rPr>
+          <w:rFonts w:ascii="Courier New" w:eastAsia="Times New Roman" w:hAnsi="Courier New" w:cs="Courier New"/>
+          <w:kern w:val="0"/>
+          <w:sz w:val="20"/>
+          <w:szCs w:val="20"/>
+          <w14:ligatures w14:val="none"/>
+        </w:rPr>
+      </w:pPr>
+      <w:r>
+        <w:rPr>
+          <w:rFonts w:ascii="Courier New" w:eastAsia="Times New Roman" w:hAnsi="Courier New" w:cs="Courier New"/>
+          <w:kern w:val="0"/>
+          <w:sz w:val="20"/>
+          <w:szCs w:val="20"/>
+          <w14:ligatures w14:val="none"/>
+        </w:rPr>
+        <w:t xml:space="preserve">    Set username to "</w:t>
+      </w:r>
+      <w:proofErr w:type="spellStart"/>
+      <w:r>
+        <w:rPr>
+          <w:rFonts w:ascii="Courier New" w:eastAsia="Times New Roman" w:hAnsi="Courier New" w:cs="Courier New"/>
+          <w:kern w:val="0"/>
+          <w:sz w:val="20"/>
+          <w:szCs w:val="20"/>
+          <w14:ligatures w14:val="none"/>
+        </w:rPr>
+        <w:t>johndoe</w:t>
+      </w:r>
+      <w:proofErr w:type="spellEnd"/>
+      <w:r>
+        <w:rPr>
+          <w:rFonts w:ascii="Courier New" w:eastAsia="Times New Roman" w:hAnsi="Courier New" w:cs="Courier New"/>
+          <w:kern w:val="0"/>
+          <w:sz w:val="20"/>
+          <w:szCs w:val="20"/>
+          <w14:ligatures w14:val="none"/>
+        </w:rPr>
+        <w:t>"</w:t>
+      </w:r>
+    </w:p>
+    <w:p>
+      <w:pPr>
+        <w:tabs>
+          <w:tab w:val="left" w:pos="916"/>
+          <w:tab w:val="left" w:pos="1832"/>
+          <w:tab w:val="left" w:pos="2748"/>
+          <w:tab w:val="left" w:pos="3664"/>
+          <w:tab w:val="left" w:pos="4580"/>
+          <w:tab w:val="left" w:pos="5496"/>
+          <w:tab w:val="left" w:pos="6412"/>
+          <w:tab w:val="left" w:pos="7328"/>
+          <w:tab w:val="left" w:pos="8244"/>
+          <w:tab w:val="left" w:pos="9160"/>
+          <w:tab w:val="left" w:pos="10076"/>
+          <w:tab w:val="left" w:pos="10992"/>
+          <w:tab w:val="left" w:pos="11908"/>
+          <w:tab w:val="left" w:pos="12824"/>
+          <w:tab w:val="left" w:pos="13740"/>
+          <w:tab w:val="left" w:pos="14656"/>
+        </w:tabs>
+        <w:spacing w:after="0" w:line="240" w:lineRule="auto"/>
+        <w:rPr>
+          <w:rFonts w:ascii="Courier New" w:eastAsia="Times New Roman" w:hAnsi="Courier New" w:cs="Courier New"/>
+          <w:kern w:val="0"/>
+          <w:sz w:val="20"/>
+          <w:szCs w:val="20"/>
+          <w14:ligatures w14:val="none"/>
+        </w:rPr>
+      </w:pPr>
+      <w:r>
+        <w:rPr>
+          <w:rFonts w:ascii="Courier New" w:eastAsia="Times New Roman" w:hAnsi="Courier New" w:cs="Courier New"/>
+          <w:kern w:val="0"/>
+          <w:sz w:val="20"/>
+          <w:szCs w:val="20"/>
+          <w14:ligatures w14:val="none"/>
+        </w:rPr>
+        <w:t xml:space="preserve">    Set email to "johndoe@example.com"</w:t>
+      </w:r>
+    </w:p>
+    <w:p>
+      <w:pPr>
+        <w:tabs>
+          <w:tab w:val="left" w:pos="916"/>
+          <w:tab w:val="left" w:pos="1832"/>
+          <w:tab w:val="left" w:pos="2748"/>
+          <w:tab w:val="left" w:pos="3664"/>
+          <w:tab w:val="left" w:pos="4580"/>
+          <w:tab w:val="left" w:pos="5496"/>
+          <w:tab w:val="left" w:pos="6412"/>
+          <w:tab w:val="left" w:pos="7328"/>
+          <w:tab w:val="left" w:pos="8244"/>
+          <w:tab w:val="left" w:pos="9160"/>
+          <w:tab w:val="left" w:pos="10076"/>
+          <w:tab w:val="left" w:pos="10992"/>
+          <w:tab w:val="left" w:pos="11908"/>
+          <w:tab w:val="left" w:pos="12824"/>
+          <w:tab w:val="left" w:pos="13740"/>
+          <w:tab w:val="left" w:pos="14656"/>
+        </w:tabs>
+        <w:spacing w:after="0" w:line="240" w:lineRule="auto"/>
+        <w:rPr>
+          <w:rFonts w:ascii="Courier New" w:eastAsia="Times New Roman" w:hAnsi="Courier New" w:cs="Courier New"/>
+          <w:kern w:val="0"/>
+          <w:sz w:val="20"/>
+          <w:szCs w:val="20"/>
+          <w14:ligatures w14:val="none"/>
+        </w:rPr>
+      </w:pPr>
+    </w:p>
+    <w:p>
+      <w:pPr>
+        <w:tabs>
+          <w:tab w:val="left" w:pos="916"/>
+          <w:tab w:val="left" w:pos="1832"/>
+          <w:tab w:val="left" w:pos="2748"/>
+          <w:tab w:val="left" w:pos="3664"/>
+          <w:tab w:val="left" w:pos="4580"/>
+          <w:tab w:val="left" w:pos="5496"/>
+          <w:tab w:val="left" w:pos="6412"/>
+          <w:tab w:val="left" w:pos="7328"/>
+          <w:tab w:val="left" w:pos="8244"/>
+          <w:tab w:val="left" w:pos="9160"/>
+          <w:tab w:val="left" w:pos="10076"/>
+          <w:tab w:val="left" w:pos="10992"/>
+          <w:tab w:val="left" w:pos="11908"/>
+          <w:tab w:val="left" w:pos="12824"/>
+          <w:tab w:val="left" w:pos="13740"/>
+          <w:tab w:val="left" w:pos="14656"/>
+        </w:tabs>
+        <w:spacing w:after="0" w:line="240" w:lineRule="auto"/>
+        <w:rPr>
+          <w:rFonts w:ascii="Courier New" w:eastAsia="Times New Roman" w:hAnsi="Courier New" w:cs="Courier New"/>
+          <w:kern w:val="0"/>
+          <w:sz w:val="20"/>
+          <w:szCs w:val="20"/>
+          <w14:ligatures w14:val="none"/>
+        </w:rPr>
+      </w:pPr>
+      <w:r>
+        <w:rPr>
+          <w:rFonts w:ascii="Courier New" w:eastAsia="Times New Roman" w:hAnsi="Courier New" w:cs="Courier New"/>
+          <w:kern w:val="0"/>
+          <w:sz w:val="20"/>
+          <w:szCs w:val="20"/>
+          <w14:ligatures w14:val="none"/>
+        </w:rPr>
+        <w:t xml:space="preserve">Call the </w:t>
+      </w:r>
+      <w:proofErr w:type="spellStart"/>
+      <w:r>
+        <w:rPr>
+          <w:rFonts w:ascii="Courier New" w:eastAsia="Times New Roman" w:hAnsi="Courier New" w:cs="Courier New"/>
+          <w:kern w:val="0"/>
+          <w:sz w:val="20"/>
+          <w:szCs w:val="20"/>
+          <w14:ligatures w14:val="none"/>
+        </w:rPr>
+        <w:t>get_id</w:t>
+      </w:r>
+      <w:proofErr w:type="spellEnd"/>
+      <w:r>
+        <w:rPr>
+          <w:rFonts w:ascii="Courier New" w:eastAsia="Times New Roman" w:hAnsi="Courier New" w:cs="Courier New"/>
+          <w:kern w:val="0"/>
+          <w:sz w:val="20"/>
+          <w:szCs w:val="20"/>
+          <w14:ligatures w14:val="none"/>
+        </w:rPr>
+        <w:t xml:space="preserve"> method</w:t>
+      </w:r>
+    </w:p>
+    <w:p>
+      <w:pPr>
+        <w:tabs>
+          <w:tab w:val="left" w:pos="916"/>
+          <w:tab w:val="left" w:pos="1832"/>
+          <w:tab w:val="left" w:pos="2748"/>
+          <w:tab w:val="left" w:pos="3664"/>
+          <w:tab w:val="left" w:pos="4580"/>
+          <w:tab w:val="left" w:pos="5496"/>
+          <w:tab w:val="left" w:pos="6412"/>
+          <w:tab w:val="left" w:pos="7328"/>
+          <w:tab w:val="left" w:pos="8244"/>
+          <w:tab w:val="left" w:pos="9160"/>
+          <w:tab w:val="left" w:pos="10076"/>
+          <w:tab w:val="left" w:pos="10992"/>
+          <w:tab w:val="left" w:pos="11908"/>
+          <w:tab w:val="left" w:pos="12824"/>
+          <w:tab w:val="left" w:pos="13740"/>
+          <w:tab w:val="left" w:pos="14656"/>
+        </w:tabs>
+        <w:spacing w:after="0" w:line="240" w:lineRule="auto"/>
+        <w:rPr>
+          <w:rFonts w:ascii="Courier New" w:eastAsia="Times New Roman" w:hAnsi="Courier New" w:cs="Courier New"/>
+          <w:kern w:val="0"/>
+          <w:sz w:val="20"/>
+          <w:szCs w:val="20"/>
+          <w14:ligatures w14:val="none"/>
+        </w:rPr>
+      </w:pPr>
+      <w:r>
+        <w:rPr>
+          <w:rFonts w:ascii="Courier New" w:eastAsia="Times New Roman" w:hAnsi="Courier New" w:cs="Courier New"/>
+          <w:kern w:val="0"/>
+          <w:sz w:val="20"/>
+          <w:szCs w:val="20"/>
+          <w14:ligatures w14:val="none"/>
+        </w:rPr>
+        <w:t>Store the returned ID</w:t>
+      </w:r>
+    </w:p>
+    <w:p>
+      <w:pPr>
+        <w:tabs>
+          <w:tab w:val="left" w:pos="916"/>
+          <w:tab w:val="left" w:pos="1832"/>
+          <w:tab w:val="left" w:pos="2748"/>
+          <w:tab w:val="left" w:pos="3664"/>
+          <w:tab w:val="left" w:pos="4580"/>
+          <w:tab w:val="left" w:pos="5496"/>
+          <w:tab w:val="left" w:pos="6412"/>
+          <w:tab w:val="left" w:pos="7328"/>
+          <w:tab w:val="left" w:pos="8244"/>
+          <w:tab w:val="left" w:pos="9160"/>
+          <w:tab w:val="left" w:pos="10076"/>
+          <w:tab w:val="left" w:pos="10992"/>
+          <w:tab w:val="left" w:pos="11908"/>
+          <w:tab w:val="left" w:pos="12824"/>
+          <w:tab w:val="left" w:pos="13740"/>
+          <w:tab w:val="left" w:pos="14656"/>
+        </w:tabs>
+        <w:spacing w:after="0" w:line="240" w:lineRule="auto"/>
+        <w:rPr>
+          <w:rFonts w:ascii="Courier New" w:eastAsia="Times New Roman" w:hAnsi="Courier New" w:cs="Courier New"/>
+          <w:kern w:val="0"/>
+          <w:sz w:val="20"/>
+          <w:szCs w:val="20"/>
+          <w14:ligatures w14:val="none"/>
+        </w:rPr>
+      </w:pPr>
+    </w:p>
+    <w:p>
+      <w:pPr>
+        <w:tabs>
+          <w:tab w:val="left" w:pos="916"/>
+          <w:tab w:val="left" w:pos="1832"/>
+          <w:tab w:val="left" w:pos="2748"/>
+          <w:tab w:val="left" w:pos="3664"/>
+          <w:tab w:val="left" w:pos="4580"/>
+          <w:tab w:val="left" w:pos="5496"/>
+          <w:tab w:val="left" w:pos="6412"/>
+          <w:tab w:val="left" w:pos="7328"/>
+          <w:tab w:val="left" w:pos="8244"/>
+          <w:tab w:val="left" w:pos="9160"/>
+          <w:tab w:val="left" w:pos="10076"/>
+          <w:tab w:val="left" w:pos="10992"/>
+          <w:tab w:val="left" w:pos="11908"/>
+          <w:tab w:val="left" w:pos="12824"/>
+          <w:tab w:val="left" w:pos="13740"/>
+          <w:tab w:val="left" w:pos="14656"/>
+        </w:tabs>
+        <w:spacing w:after="0" w:line="240" w:lineRule="auto"/>
+        <w:rPr>
+          <w:rFonts w:ascii="Courier New" w:eastAsia="Times New Roman" w:hAnsi="Courier New" w:cs="Courier New"/>
+          <w:kern w:val="0"/>
+          <w:sz w:val="20"/>
+          <w:szCs w:val="20"/>
+          <w14:ligatures w14:val="none"/>
+        </w:rPr>
+      </w:pPr>
+      <w:r>
+        <w:rPr>
+          <w:rFonts w:ascii="Courier New" w:eastAsia="Times New Roman" w:hAnsi="Courier New" w:cs="Courier New"/>
+          <w:kern w:val="0"/>
+          <w:sz w:val="20"/>
+          <w:szCs w:val="20"/>
+          <w14:ligatures w14:val="none"/>
+        </w:rPr>
+        <w:t>Display "User ID:" and the returned ID</w:t>
+      </w:r>
+    </w:p>
+    <w:p>
+      <w:pPr>
+        <w:tabs>
+          <w:tab w:val="left" w:pos="916"/>
+          <w:tab w:val="left" w:pos="1832"/>
+          <w:tab w:val="left" w:pos="2748"/>
+          <w:tab w:val="left" w:pos="3664"/>
+          <w:tab w:val="left" w:pos="4580"/>
+          <w:tab w:val="left" w:pos="5496"/>
+          <w:tab w:val="left" w:pos="6412"/>
+          <w:tab w:val="left" w:pos="7328"/>
+          <w:tab w:val="left" w:pos="8244"/>
+          <w:tab w:val="left" w:pos="9160"/>
+          <w:tab w:val="left" w:pos="10076"/>
+          <w:tab w:val="left" w:pos="10992"/>
+          <w:tab w:val="left" w:pos="11908"/>
+          <w:tab w:val="left" w:pos="12824"/>
+          <w:tab w:val="left" w:pos="13740"/>
+          <w:tab w:val="left" w:pos="14656"/>
+        </w:tabs>
+        <w:spacing w:after="0" w:line="240" w:lineRule="auto"/>
+        <w:rPr>
+          <w:rFonts w:ascii="Courier New" w:eastAsia="Times New Roman" w:hAnsi="Courier New" w:cs="Courier New"/>
+          <w:kern w:val="0"/>
+          <w:sz w:val="20"/>
+          <w:szCs w:val="20"/>
+          <w14:ligatures w14:val="none"/>
+        </w:rPr>
+      </w:pPr>
+    </w:p>
+    <w:p>
+      <w:pPr>
+        <w:tabs>
+          <w:tab w:val="left" w:pos="916"/>
+          <w:tab w:val="left" w:pos="1832"/>
+          <w:tab w:val="left" w:pos="2748"/>
+          <w:tab w:val="left" w:pos="3664"/>
+          <w:tab w:val="left" w:pos="4580"/>
+          <w:tab w:val="left" w:pos="5496"/>
+          <w:tab w:val="left" w:pos="6412"/>
+          <w:tab w:val="left" w:pos="7328"/>
+          <w:tab w:val="left" w:pos="8244"/>
+          <w:tab w:val="left" w:pos="9160"/>
+          <w:tab w:val="left" w:pos="10076"/>
+          <w:tab w:val="left" w:pos="10992"/>
+          <w:tab w:val="left" w:pos="11908"/>
+          <w:tab w:val="left" w:pos="12824"/>
+          <w:tab w:val="left" w:pos="13740"/>
+          <w:tab w:val="left" w:pos="14656"/>
+        </w:tabs>
+        <w:spacing w:after="0" w:line="240" w:lineRule="auto"/>
+        <w:rPr>
           <w:rFonts w:ascii="Times New Roman" w:eastAsia="Times New Roman" w:hAnsi="Times New Roman" w:cs="Times New Roman"/>
           <w:kern w:val="0"/>
           <w14:ligatures w14:val="none"/>
@@ -86,7 +1320,7 @@
           <w:szCs w:val="20"/>
           <w14:ligatures w14:val="none"/>
         </w:rPr>
-        <w:t xml:space="preserve">        </w:t>
+        <w:t>END</w:t>
       </w:r>
     </w:p>
     <w:p/>
@@ -105,6 +1339,2352 @@
           <w:u w:val="single"/>
         </w:rPr>
         <w:t>Source code</w:t>
+      </w:r>
+    </w:p>
+    <w:p>
+      <w:pPr>
+        <w:shd w:val="clear" w:color="auto" w:fill="1F1F1F"/>
+        <w:spacing w:after="0" w:line="360" w:lineRule="atLeast"/>
+        <w:rPr>
+          <w:rFonts w:ascii="Menlo" w:eastAsia="Times New Roman" w:hAnsi="Menlo" w:cs="Menlo"/>
+          <w:color w:val="CCCCCC"/>
+          <w:kern w:val="0"/>
+          <w14:ligatures w14:val="none"/>
+        </w:rPr>
+      </w:pPr>
+      <w:r>
+        <w:rPr>
+          <w:rFonts w:ascii="Menlo" w:eastAsia="Times New Roman" w:hAnsi="Menlo" w:cs="Menlo"/>
+          <w:color w:val="CE9178"/>
+          <w:kern w:val="0"/>
+          <w14:ligatures w14:val="none"/>
+        </w:rPr>
+        <w:t>"""</w:t>
+      </w:r>
+    </w:p>
+    <w:p>
+      <w:pPr>
+        <w:shd w:val="clear" w:color="auto" w:fill="1F1F1F"/>
+        <w:spacing w:after="0" w:line="360" w:lineRule="atLeast"/>
+        <w:rPr>
+          <w:rFonts w:ascii="Menlo" w:eastAsia="Times New Roman" w:hAnsi="Menlo" w:cs="Menlo"/>
+          <w:color w:val="CCCCCC"/>
+          <w:kern w:val="0"/>
+          <w14:ligatures w14:val="none"/>
+        </w:rPr>
+      </w:pPr>
+      <w:r>
+        <w:rPr>
+          <w:rFonts w:ascii="Menlo" w:eastAsia="Times New Roman" w:hAnsi="Menlo" w:cs="Menlo"/>
+          <w:color w:val="CE9178"/>
+          <w:kern w:val="0"/>
+          <w14:ligatures w14:val="none"/>
+        </w:rPr>
+        <w:t>Module: User Management</w:t>
+      </w:r>
+    </w:p>
+    <w:p>
+      <w:pPr>
+        <w:shd w:val="clear" w:color="auto" w:fill="1F1F1F"/>
+        <w:spacing w:after="0" w:line="360" w:lineRule="atLeast"/>
+        <w:rPr>
+          <w:rFonts w:ascii="Menlo" w:eastAsia="Times New Roman" w:hAnsi="Menlo" w:cs="Menlo"/>
+          <w:color w:val="CCCCCC"/>
+          <w:kern w:val="0"/>
+          <w14:ligatures w14:val="none"/>
+        </w:rPr>
+      </w:pPr>
+      <w:r>
+        <w:rPr>
+          <w:rFonts w:ascii="Menlo" w:eastAsia="Times New Roman" w:hAnsi="Menlo" w:cs="Menlo"/>
+          <w:color w:val="CE9178"/>
+          <w:kern w:val="0"/>
+          <w14:ligatures w14:val="none"/>
+        </w:rPr>
+        <w:lastRenderedPageBreak/>
+        <w:t>Description: This module provides functionality for managing user accounts.</w:t>
+      </w:r>
+    </w:p>
+    <w:p>
+      <w:pPr>
+        <w:shd w:val="clear" w:color="auto" w:fill="1F1F1F"/>
+        <w:spacing w:after="0" w:line="360" w:lineRule="atLeast"/>
+        <w:rPr>
+          <w:rFonts w:ascii="Menlo" w:eastAsia="Times New Roman" w:hAnsi="Menlo" w:cs="Menlo"/>
+          <w:color w:val="CCCCCC"/>
+          <w:kern w:val="0"/>
+          <w14:ligatures w14:val="none"/>
+        </w:rPr>
+      </w:pPr>
+    </w:p>
+    <w:p>
+      <w:pPr>
+        <w:shd w:val="clear" w:color="auto" w:fill="1F1F1F"/>
+        <w:spacing w:after="0" w:line="360" w:lineRule="atLeast"/>
+        <w:rPr>
+          <w:rFonts w:ascii="Menlo" w:eastAsia="Times New Roman" w:hAnsi="Menlo" w:cs="Menlo"/>
+          <w:color w:val="CCCCCC"/>
+          <w:kern w:val="0"/>
+          <w14:ligatures w14:val="none"/>
+        </w:rPr>
+      </w:pPr>
+      <w:r>
+        <w:rPr>
+          <w:rFonts w:ascii="Menlo" w:eastAsia="Times New Roman" w:hAnsi="Menlo" w:cs="Menlo"/>
+          <w:color w:val="CE9178"/>
+          <w:kern w:val="0"/>
+          <w14:ligatures w14:val="none"/>
+        </w:rPr>
+        <w:t>Author: John Doe &lt;johndoe@example.com&gt;</w:t>
+      </w:r>
+    </w:p>
+    <w:p>
+      <w:pPr>
+        <w:shd w:val="clear" w:color="auto" w:fill="1F1F1F"/>
+        <w:spacing w:after="0" w:line="360" w:lineRule="atLeast"/>
+        <w:rPr>
+          <w:rFonts w:ascii="Menlo" w:eastAsia="Times New Roman" w:hAnsi="Menlo" w:cs="Menlo"/>
+          <w:color w:val="CCCCCC"/>
+          <w:kern w:val="0"/>
+          <w14:ligatures w14:val="none"/>
+        </w:rPr>
+      </w:pPr>
+      <w:r>
+        <w:rPr>
+          <w:rFonts w:ascii="Menlo" w:eastAsia="Times New Roman" w:hAnsi="Menlo" w:cs="Menlo"/>
+          <w:color w:val="CE9178"/>
+          <w:kern w:val="0"/>
+          <w14:ligatures w14:val="none"/>
+        </w:rPr>
+        <w:t>Version: 1.0.0</w:t>
+      </w:r>
+    </w:p>
+    <w:p>
+      <w:pPr>
+        <w:shd w:val="clear" w:color="auto" w:fill="1F1F1F"/>
+        <w:spacing w:after="0" w:line="360" w:lineRule="atLeast"/>
+        <w:rPr>
+          <w:rFonts w:ascii="Menlo" w:eastAsia="Times New Roman" w:hAnsi="Menlo" w:cs="Menlo"/>
+          <w:color w:val="CCCCCC"/>
+          <w:kern w:val="0"/>
+          <w14:ligatures w14:val="none"/>
+        </w:rPr>
+      </w:pPr>
+      <w:r>
+        <w:rPr>
+          <w:rFonts w:ascii="Menlo" w:eastAsia="Times New Roman" w:hAnsi="Menlo" w:cs="Menlo"/>
+          <w:color w:val="CE9178"/>
+          <w:kern w:val="0"/>
+          <w14:ligatures w14:val="none"/>
+        </w:rPr>
+        <w:t>"""</w:t>
+      </w:r>
+    </w:p>
+    <w:p>
+      <w:pPr>
+        <w:shd w:val="clear" w:color="auto" w:fill="1F1F1F"/>
+        <w:spacing w:after="0" w:line="360" w:lineRule="atLeast"/>
+        <w:rPr>
+          <w:rFonts w:ascii="Menlo" w:eastAsia="Times New Roman" w:hAnsi="Menlo" w:cs="Menlo"/>
+          <w:color w:val="CCCCCC"/>
+          <w:kern w:val="0"/>
+          <w14:ligatures w14:val="none"/>
+        </w:rPr>
+      </w:pPr>
+      <w:r>
+        <w:rPr>
+          <w:rFonts w:ascii="Menlo" w:eastAsia="Times New Roman" w:hAnsi="Menlo" w:cs="Menlo"/>
+          <w:color w:val="569CD6"/>
+          <w:kern w:val="0"/>
+          <w14:ligatures w14:val="none"/>
+        </w:rPr>
+        <w:t>class</w:t>
+      </w:r>
+      <w:r>
+        <w:rPr>
+          <w:rFonts w:ascii="Menlo" w:eastAsia="Times New Roman" w:hAnsi="Menlo" w:cs="Menlo"/>
+          <w:color w:val="CCCCCC"/>
+          <w:kern w:val="0"/>
+          <w14:ligatures w14:val="none"/>
+        </w:rPr>
+        <w:t xml:space="preserve"> </w:t>
+      </w:r>
+      <w:r>
+        <w:rPr>
+          <w:rFonts w:ascii="Menlo" w:eastAsia="Times New Roman" w:hAnsi="Menlo" w:cs="Menlo"/>
+          <w:color w:val="4EC9B0"/>
+          <w:kern w:val="0"/>
+          <w14:ligatures w14:val="none"/>
+        </w:rPr>
+        <w:t>User</w:t>
+      </w:r>
+      <w:r>
+        <w:rPr>
+          <w:rFonts w:ascii="Menlo" w:eastAsia="Times New Roman" w:hAnsi="Menlo" w:cs="Menlo"/>
+          <w:color w:val="CCCCCC"/>
+          <w:kern w:val="0"/>
+          <w14:ligatures w14:val="none"/>
+        </w:rPr>
+        <w:t>:</w:t>
+      </w:r>
+    </w:p>
+    <w:p>
+      <w:pPr>
+        <w:shd w:val="clear" w:color="auto" w:fill="1F1F1F"/>
+        <w:spacing w:after="0" w:line="360" w:lineRule="atLeast"/>
+        <w:rPr>
+          <w:rFonts w:ascii="Menlo" w:eastAsia="Times New Roman" w:hAnsi="Menlo" w:cs="Menlo"/>
+          <w:color w:val="CCCCCC"/>
+          <w:kern w:val="0"/>
+          <w14:ligatures w14:val="none"/>
+        </w:rPr>
+      </w:pPr>
+      <w:r>
+        <w:rPr>
+          <w:rFonts w:ascii="Menlo" w:eastAsia="Times New Roman" w:hAnsi="Menlo" w:cs="Menlo"/>
+          <w:color w:val="CCCCCC"/>
+          <w:kern w:val="0"/>
+          <w14:ligatures w14:val="none"/>
+        </w:rPr>
+        <w:t xml:space="preserve">    </w:t>
+      </w:r>
+      <w:r>
+        <w:rPr>
+          <w:rFonts w:ascii="Menlo" w:eastAsia="Times New Roman" w:hAnsi="Menlo" w:cs="Menlo"/>
+          <w:color w:val="CE9178"/>
+          <w:kern w:val="0"/>
+          <w14:ligatures w14:val="none"/>
+        </w:rPr>
+        <w:t>"""</w:t>
+      </w:r>
+    </w:p>
+    <w:p>
+      <w:pPr>
+        <w:shd w:val="clear" w:color="auto" w:fill="1F1F1F"/>
+        <w:spacing w:after="0" w:line="360" w:lineRule="atLeast"/>
+        <w:rPr>
+          <w:rFonts w:ascii="Menlo" w:eastAsia="Times New Roman" w:hAnsi="Menlo" w:cs="Menlo"/>
+          <w:color w:val="CCCCCC"/>
+          <w:kern w:val="0"/>
+          <w14:ligatures w14:val="none"/>
+        </w:rPr>
+      </w:pPr>
+      <w:r>
+        <w:rPr>
+          <w:rFonts w:ascii="Menlo" w:eastAsia="Times New Roman" w:hAnsi="Menlo" w:cs="Menlo"/>
+          <w:color w:val="CE9178"/>
+          <w:kern w:val="0"/>
+          <w14:ligatures w14:val="none"/>
+        </w:rPr>
+        <w:t xml:space="preserve">    Class representing a user account.</w:t>
+      </w:r>
+    </w:p>
+    <w:p>
+      <w:pPr>
+        <w:shd w:val="clear" w:color="auto" w:fill="1F1F1F"/>
+        <w:spacing w:after="0" w:line="360" w:lineRule="atLeast"/>
+        <w:rPr>
+          <w:rFonts w:ascii="Menlo" w:eastAsia="Times New Roman" w:hAnsi="Menlo" w:cs="Menlo"/>
+          <w:color w:val="CCCCCC"/>
+          <w:kern w:val="0"/>
+          <w14:ligatures w14:val="none"/>
+        </w:rPr>
+      </w:pPr>
+    </w:p>
+    <w:p>
+      <w:pPr>
+        <w:shd w:val="clear" w:color="auto" w:fill="1F1F1F"/>
+        <w:spacing w:after="0" w:line="360" w:lineRule="atLeast"/>
+        <w:rPr>
+          <w:rFonts w:ascii="Menlo" w:eastAsia="Times New Roman" w:hAnsi="Menlo" w:cs="Menlo"/>
+          <w:color w:val="CCCCCC"/>
+          <w:kern w:val="0"/>
+          <w14:ligatures w14:val="none"/>
+        </w:rPr>
+      </w:pPr>
+      <w:r>
+        <w:rPr>
+          <w:rFonts w:ascii="Menlo" w:eastAsia="Times New Roman" w:hAnsi="Menlo" w:cs="Menlo"/>
+          <w:color w:val="CE9178"/>
+          <w:kern w:val="0"/>
+          <w14:ligatures w14:val="none"/>
+        </w:rPr>
+        <w:t xml:space="preserve">    Attributes:</w:t>
+      </w:r>
+    </w:p>
+    <w:p>
+      <w:pPr>
+        <w:shd w:val="clear" w:color="auto" w:fill="1F1F1F"/>
+        <w:spacing w:after="0" w:line="360" w:lineRule="atLeast"/>
+        <w:rPr>
+          <w:rFonts w:ascii="Menlo" w:eastAsia="Times New Roman" w:hAnsi="Menlo" w:cs="Menlo"/>
+          <w:color w:val="CCCCCC"/>
+          <w:kern w:val="0"/>
+          <w14:ligatures w14:val="none"/>
+        </w:rPr>
+      </w:pPr>
+      <w:r>
+        <w:rPr>
+          <w:rFonts w:ascii="Menlo" w:eastAsia="Times New Roman" w:hAnsi="Menlo" w:cs="Menlo"/>
+          <w:color w:val="CE9178"/>
+          <w:kern w:val="0"/>
+          <w14:ligatures w14:val="none"/>
+        </w:rPr>
+        <w:t xml:space="preserve">        - id (int): The unique identifier of the user.</w:t>
+      </w:r>
+    </w:p>
+    <w:p>
+      <w:pPr>
+        <w:shd w:val="clear" w:color="auto" w:fill="1F1F1F"/>
+        <w:spacing w:after="0" w:line="360" w:lineRule="atLeast"/>
+        <w:rPr>
+          <w:rFonts w:ascii="Menlo" w:eastAsia="Times New Roman" w:hAnsi="Menlo" w:cs="Menlo"/>
+          <w:color w:val="CCCCCC"/>
+          <w:kern w:val="0"/>
+          <w14:ligatures w14:val="none"/>
+        </w:rPr>
+      </w:pPr>
+      <w:r>
+        <w:rPr>
+          <w:rFonts w:ascii="Menlo" w:eastAsia="Times New Roman" w:hAnsi="Menlo" w:cs="Menlo"/>
+          <w:color w:val="CE9178"/>
+          <w:kern w:val="0"/>
+          <w14:ligatures w14:val="none"/>
+        </w:rPr>
+        <w:t xml:space="preserve">        - username (str): The username associated with the account.</w:t>
+      </w:r>
+    </w:p>
+    <w:p>
+      <w:pPr>
+        <w:shd w:val="clear" w:color="auto" w:fill="1F1F1F"/>
+        <w:spacing w:after="0" w:line="360" w:lineRule="atLeast"/>
+        <w:rPr>
+          <w:rFonts w:ascii="Menlo" w:eastAsia="Times New Roman" w:hAnsi="Menlo" w:cs="Menlo"/>
+          <w:color w:val="CCCCCC"/>
+          <w:kern w:val="0"/>
+          <w14:ligatures w14:val="none"/>
+        </w:rPr>
+      </w:pPr>
+      <w:r>
+        <w:rPr>
+          <w:rFonts w:ascii="Menlo" w:eastAsia="Times New Roman" w:hAnsi="Menlo" w:cs="Menlo"/>
+          <w:color w:val="CE9178"/>
+          <w:kern w:val="0"/>
+          <w14:ligatures w14:val="none"/>
+        </w:rPr>
+        <w:t xml:space="preserve">        - email (str): The email address of the user.</w:t>
+      </w:r>
+    </w:p>
+    <w:p>
+      <w:pPr>
+        <w:shd w:val="clear" w:color="auto" w:fill="1F1F1F"/>
+        <w:spacing w:after="0" w:line="360" w:lineRule="atLeast"/>
+        <w:rPr>
+          <w:rFonts w:ascii="Menlo" w:eastAsia="Times New Roman" w:hAnsi="Menlo" w:cs="Menlo"/>
+          <w:color w:val="CCCCCC"/>
+          <w:kern w:val="0"/>
+          <w14:ligatures w14:val="none"/>
+        </w:rPr>
+      </w:pPr>
+      <w:r>
+        <w:rPr>
+          <w:rFonts w:ascii="Menlo" w:eastAsia="Times New Roman" w:hAnsi="Menlo" w:cs="Menlo"/>
+          <w:color w:val="CE9178"/>
+          <w:kern w:val="0"/>
+          <w14:ligatures w14:val="none"/>
+        </w:rPr>
+        <w:t xml:space="preserve">    """</w:t>
+      </w:r>
+    </w:p>
+    <w:p>
+      <w:pPr>
+        <w:shd w:val="clear" w:color="auto" w:fill="1F1F1F"/>
+        <w:spacing w:after="0" w:line="360" w:lineRule="atLeast"/>
+        <w:rPr>
+          <w:rFonts w:ascii="Menlo" w:eastAsia="Times New Roman" w:hAnsi="Menlo" w:cs="Menlo"/>
+          <w:color w:val="CCCCCC"/>
+          <w:kern w:val="0"/>
+          <w14:ligatures w14:val="none"/>
+        </w:rPr>
+      </w:pPr>
+    </w:p>
+    <w:p>
+      <w:pPr>
+        <w:shd w:val="clear" w:color="auto" w:fill="1F1F1F"/>
+        <w:spacing w:after="0" w:line="360" w:lineRule="atLeast"/>
+        <w:rPr>
+          <w:rFonts w:ascii="Menlo" w:eastAsia="Times New Roman" w:hAnsi="Menlo" w:cs="Menlo"/>
+          <w:color w:val="CCCCCC"/>
+          <w:kern w:val="0"/>
+          <w14:ligatures w14:val="none"/>
+        </w:rPr>
+      </w:pPr>
+      <w:r>
+        <w:rPr>
+          <w:rFonts w:ascii="Menlo" w:eastAsia="Times New Roman" w:hAnsi="Menlo" w:cs="Menlo"/>
+          <w:color w:val="CCCCCC"/>
+          <w:kern w:val="0"/>
+          <w14:ligatures w14:val="none"/>
+        </w:rPr>
+        <w:t xml:space="preserve">    </w:t>
+      </w:r>
+      <w:r>
+        <w:rPr>
+          <w:rFonts w:ascii="Menlo" w:eastAsia="Times New Roman" w:hAnsi="Menlo" w:cs="Menlo"/>
+          <w:color w:val="569CD6"/>
+          <w:kern w:val="0"/>
+          <w14:ligatures w14:val="none"/>
+        </w:rPr>
+        <w:t>def</w:t>
+      </w:r>
+      <w:r>
+        <w:rPr>
+          <w:rFonts w:ascii="Menlo" w:eastAsia="Times New Roman" w:hAnsi="Menlo" w:cs="Menlo"/>
+          <w:color w:val="CCCCCC"/>
+          <w:kern w:val="0"/>
+          <w14:ligatures w14:val="none"/>
+        </w:rPr>
+        <w:t xml:space="preserve"> </w:t>
+      </w:r>
+      <w:r>
+        <w:rPr>
+          <w:rFonts w:ascii="Menlo" w:eastAsia="Times New Roman" w:hAnsi="Menlo" w:cs="Menlo"/>
+          <w:color w:val="DCDCAA"/>
+          <w:kern w:val="0"/>
+          <w14:ligatures w14:val="none"/>
+        </w:rPr>
+        <w:t>__</w:t>
+      </w:r>
+      <w:proofErr w:type="spellStart"/>
+      <w:r>
+        <w:rPr>
+          <w:rFonts w:ascii="Menlo" w:eastAsia="Times New Roman" w:hAnsi="Menlo" w:cs="Menlo"/>
+          <w:color w:val="DCDCAA"/>
+          <w:kern w:val="0"/>
+          <w14:ligatures w14:val="none"/>
+        </w:rPr>
+        <w:t>init</w:t>
+      </w:r>
+      <w:proofErr w:type="spellEnd"/>
+      <w:r>
+        <w:rPr>
+          <w:rFonts w:ascii="Menlo" w:eastAsia="Times New Roman" w:hAnsi="Menlo" w:cs="Menlo"/>
+          <w:color w:val="DCDCAA"/>
+          <w:kern w:val="0"/>
+          <w14:ligatures w14:val="none"/>
+        </w:rPr>
+        <w:t>_</w:t>
+      </w:r>
+      <w:proofErr w:type="gramStart"/>
+      <w:r>
+        <w:rPr>
+          <w:rFonts w:ascii="Menlo" w:eastAsia="Times New Roman" w:hAnsi="Menlo" w:cs="Menlo"/>
+          <w:color w:val="DCDCAA"/>
+          <w:kern w:val="0"/>
+          <w14:ligatures w14:val="none"/>
+        </w:rPr>
+        <w:t>_</w:t>
+      </w:r>
+      <w:r>
+        <w:rPr>
+          <w:rFonts w:ascii="Menlo" w:eastAsia="Times New Roman" w:hAnsi="Menlo" w:cs="Menlo"/>
+          <w:color w:val="CCCCCC"/>
+          <w:kern w:val="0"/>
+          <w14:ligatures w14:val="none"/>
+        </w:rPr>
+        <w:t>(</w:t>
+      </w:r>
+      <w:proofErr w:type="gramEnd"/>
+      <w:r>
+        <w:rPr>
+          <w:rFonts w:ascii="Menlo" w:eastAsia="Times New Roman" w:hAnsi="Menlo" w:cs="Menlo"/>
+          <w:color w:val="9CDCFE"/>
+          <w:kern w:val="0"/>
+          <w14:ligatures w14:val="none"/>
+        </w:rPr>
+        <w:t>self</w:t>
+      </w:r>
+      <w:r>
+        <w:rPr>
+          <w:rFonts w:ascii="Menlo" w:eastAsia="Times New Roman" w:hAnsi="Menlo" w:cs="Menlo"/>
+          <w:color w:val="CCCCCC"/>
+          <w:kern w:val="0"/>
+          <w14:ligatures w14:val="none"/>
+        </w:rPr>
+        <w:t xml:space="preserve">, </w:t>
+      </w:r>
+      <w:r>
+        <w:rPr>
+          <w:rFonts w:ascii="Menlo" w:eastAsia="Times New Roman" w:hAnsi="Menlo" w:cs="Menlo"/>
+          <w:color w:val="9CDCFE"/>
+          <w:kern w:val="0"/>
+          <w14:ligatures w14:val="none"/>
+        </w:rPr>
+        <w:t>id</w:t>
+      </w:r>
+      <w:r>
+        <w:rPr>
+          <w:rFonts w:ascii="Menlo" w:eastAsia="Times New Roman" w:hAnsi="Menlo" w:cs="Menlo"/>
+          <w:color w:val="CCCCCC"/>
+          <w:kern w:val="0"/>
+          <w14:ligatures w14:val="none"/>
+        </w:rPr>
+        <w:t xml:space="preserve">: </w:t>
+      </w:r>
+      <w:r>
+        <w:rPr>
+          <w:rFonts w:ascii="Menlo" w:eastAsia="Times New Roman" w:hAnsi="Menlo" w:cs="Menlo"/>
+          <w:color w:val="4EC9B0"/>
+          <w:kern w:val="0"/>
+          <w14:ligatures w14:val="none"/>
+        </w:rPr>
+        <w:t>int</w:t>
+      </w:r>
+      <w:r>
+        <w:rPr>
+          <w:rFonts w:ascii="Menlo" w:eastAsia="Times New Roman" w:hAnsi="Menlo" w:cs="Menlo"/>
+          <w:color w:val="CCCCCC"/>
+          <w:kern w:val="0"/>
+          <w14:ligatures w14:val="none"/>
+        </w:rPr>
+        <w:t xml:space="preserve">, </w:t>
+      </w:r>
+      <w:r>
+        <w:rPr>
+          <w:rFonts w:ascii="Menlo" w:eastAsia="Times New Roman" w:hAnsi="Menlo" w:cs="Menlo"/>
+          <w:color w:val="9CDCFE"/>
+          <w:kern w:val="0"/>
+          <w14:ligatures w14:val="none"/>
+        </w:rPr>
+        <w:t>username</w:t>
+      </w:r>
+      <w:r>
+        <w:rPr>
+          <w:rFonts w:ascii="Menlo" w:eastAsia="Times New Roman" w:hAnsi="Menlo" w:cs="Menlo"/>
+          <w:color w:val="CCCCCC"/>
+          <w:kern w:val="0"/>
+          <w14:ligatures w14:val="none"/>
+        </w:rPr>
+        <w:t xml:space="preserve">: </w:t>
+      </w:r>
+      <w:r>
+        <w:rPr>
+          <w:rFonts w:ascii="Menlo" w:eastAsia="Times New Roman" w:hAnsi="Menlo" w:cs="Menlo"/>
+          <w:color w:val="4EC9B0"/>
+          <w:kern w:val="0"/>
+          <w14:ligatures w14:val="none"/>
+        </w:rPr>
+        <w:t>str</w:t>
+      </w:r>
+      <w:r>
+        <w:rPr>
+          <w:rFonts w:ascii="Menlo" w:eastAsia="Times New Roman" w:hAnsi="Menlo" w:cs="Menlo"/>
+          <w:color w:val="CCCCCC"/>
+          <w:kern w:val="0"/>
+          <w14:ligatures w14:val="none"/>
+        </w:rPr>
+        <w:t xml:space="preserve">, </w:t>
+      </w:r>
+      <w:r>
+        <w:rPr>
+          <w:rFonts w:ascii="Menlo" w:eastAsia="Times New Roman" w:hAnsi="Menlo" w:cs="Menlo"/>
+          <w:color w:val="9CDCFE"/>
+          <w:kern w:val="0"/>
+          <w14:ligatures w14:val="none"/>
+        </w:rPr>
+        <w:t>email</w:t>
+      </w:r>
+      <w:r>
+        <w:rPr>
+          <w:rFonts w:ascii="Menlo" w:eastAsia="Times New Roman" w:hAnsi="Menlo" w:cs="Menlo"/>
+          <w:color w:val="CCCCCC"/>
+          <w:kern w:val="0"/>
+          <w14:ligatures w14:val="none"/>
+        </w:rPr>
+        <w:t xml:space="preserve">: </w:t>
+      </w:r>
+      <w:r>
+        <w:rPr>
+          <w:rFonts w:ascii="Menlo" w:eastAsia="Times New Roman" w:hAnsi="Menlo" w:cs="Menlo"/>
+          <w:color w:val="4EC9B0"/>
+          <w:kern w:val="0"/>
+          <w14:ligatures w14:val="none"/>
+        </w:rPr>
+        <w:t>str</w:t>
+      </w:r>
+      <w:r>
+        <w:rPr>
+          <w:rFonts w:ascii="Menlo" w:eastAsia="Times New Roman" w:hAnsi="Menlo" w:cs="Menlo"/>
+          <w:color w:val="CCCCCC"/>
+          <w:kern w:val="0"/>
+          <w14:ligatures w14:val="none"/>
+        </w:rPr>
+        <w:t>):</w:t>
+      </w:r>
+    </w:p>
+    <w:p>
+      <w:pPr>
+        <w:shd w:val="clear" w:color="auto" w:fill="1F1F1F"/>
+        <w:spacing w:after="0" w:line="360" w:lineRule="atLeast"/>
+        <w:rPr>
+          <w:rFonts w:ascii="Menlo" w:eastAsia="Times New Roman" w:hAnsi="Menlo" w:cs="Menlo"/>
+          <w:color w:val="CCCCCC"/>
+          <w:kern w:val="0"/>
+          <w14:ligatures w14:val="none"/>
+        </w:rPr>
+      </w:pPr>
+      <w:r>
+        <w:rPr>
+          <w:rFonts w:ascii="Menlo" w:eastAsia="Times New Roman" w:hAnsi="Menlo" w:cs="Menlo"/>
+          <w:color w:val="CCCCCC"/>
+          <w:kern w:val="0"/>
+          <w14:ligatures w14:val="none"/>
+        </w:rPr>
+        <w:t xml:space="preserve">        </w:t>
+      </w:r>
+      <w:r>
+        <w:rPr>
+          <w:rFonts w:ascii="Menlo" w:eastAsia="Times New Roman" w:hAnsi="Menlo" w:cs="Menlo"/>
+          <w:color w:val="CE9178"/>
+          <w:kern w:val="0"/>
+          <w14:ligatures w14:val="none"/>
+        </w:rPr>
+        <w:t>"""</w:t>
+      </w:r>
+    </w:p>
+    <w:p>
+      <w:pPr>
+        <w:shd w:val="clear" w:color="auto" w:fill="1F1F1F"/>
+        <w:spacing w:after="0" w:line="360" w:lineRule="atLeast"/>
+        <w:rPr>
+          <w:rFonts w:ascii="Menlo" w:eastAsia="Times New Roman" w:hAnsi="Menlo" w:cs="Menlo"/>
+          <w:color w:val="CCCCCC"/>
+          <w:kern w:val="0"/>
+          <w14:ligatures w14:val="none"/>
+        </w:rPr>
+      </w:pPr>
+      <w:r>
+        <w:rPr>
+          <w:rFonts w:ascii="Menlo" w:eastAsia="Times New Roman" w:hAnsi="Menlo" w:cs="Menlo"/>
+          <w:color w:val="CE9178"/>
+          <w:kern w:val="0"/>
+          <w14:ligatures w14:val="none"/>
+        </w:rPr>
+        <w:t xml:space="preserve">        Initialize a </w:t>
+      </w:r>
+      <w:proofErr w:type="gramStart"/>
+      <w:r>
+        <w:rPr>
+          <w:rFonts w:ascii="Menlo" w:eastAsia="Times New Roman" w:hAnsi="Menlo" w:cs="Menlo"/>
+          <w:color w:val="CE9178"/>
+          <w:kern w:val="0"/>
+          <w14:ligatures w14:val="none"/>
+        </w:rPr>
+        <w:t>User</w:t>
+      </w:r>
+      <w:proofErr w:type="gramEnd"/>
+      <w:r>
+        <w:rPr>
+          <w:rFonts w:ascii="Menlo" w:eastAsia="Times New Roman" w:hAnsi="Menlo" w:cs="Menlo"/>
+          <w:color w:val="CE9178"/>
+          <w:kern w:val="0"/>
+          <w14:ligatures w14:val="none"/>
+        </w:rPr>
+        <w:t xml:space="preserve"> object.</w:t>
+      </w:r>
+    </w:p>
+    <w:p>
+      <w:pPr>
+        <w:shd w:val="clear" w:color="auto" w:fill="1F1F1F"/>
+        <w:spacing w:after="0" w:line="360" w:lineRule="atLeast"/>
+        <w:rPr>
+          <w:rFonts w:ascii="Menlo" w:eastAsia="Times New Roman" w:hAnsi="Menlo" w:cs="Menlo"/>
+          <w:color w:val="CCCCCC"/>
+          <w:kern w:val="0"/>
+          <w14:ligatures w14:val="none"/>
+        </w:rPr>
+      </w:pPr>
+    </w:p>
+    <w:p>
+      <w:pPr>
+        <w:shd w:val="clear" w:color="auto" w:fill="1F1F1F"/>
+        <w:spacing w:after="0" w:line="360" w:lineRule="atLeast"/>
+        <w:rPr>
+          <w:rFonts w:ascii="Menlo" w:eastAsia="Times New Roman" w:hAnsi="Menlo" w:cs="Menlo"/>
+          <w:color w:val="CCCCCC"/>
+          <w:kern w:val="0"/>
+          <w14:ligatures w14:val="none"/>
+        </w:rPr>
+      </w:pPr>
+      <w:r>
+        <w:rPr>
+          <w:rFonts w:ascii="Menlo" w:eastAsia="Times New Roman" w:hAnsi="Menlo" w:cs="Menlo"/>
+          <w:color w:val="CE9178"/>
+          <w:kern w:val="0"/>
+          <w14:ligatures w14:val="none"/>
+        </w:rPr>
+        <w:t xml:space="preserve">        </w:t>
+      </w:r>
+      <w:proofErr w:type="spellStart"/>
+      <w:r>
+        <w:rPr>
+          <w:rFonts w:ascii="Menlo" w:eastAsia="Times New Roman" w:hAnsi="Menlo" w:cs="Menlo"/>
+          <w:color w:val="CE9178"/>
+          <w:kern w:val="0"/>
+          <w14:ligatures w14:val="none"/>
+        </w:rPr>
+        <w:t>Args</w:t>
+      </w:r>
+      <w:proofErr w:type="spellEnd"/>
+      <w:r>
+        <w:rPr>
+          <w:rFonts w:ascii="Menlo" w:eastAsia="Times New Roman" w:hAnsi="Menlo" w:cs="Menlo"/>
+          <w:color w:val="CE9178"/>
+          <w:kern w:val="0"/>
+          <w14:ligatures w14:val="none"/>
+        </w:rPr>
+        <w:t>:</w:t>
+      </w:r>
+    </w:p>
+    <w:p>
+      <w:pPr>
+        <w:shd w:val="clear" w:color="auto" w:fill="1F1F1F"/>
+        <w:spacing w:after="0" w:line="360" w:lineRule="atLeast"/>
+        <w:rPr>
+          <w:rFonts w:ascii="Menlo" w:eastAsia="Times New Roman" w:hAnsi="Menlo" w:cs="Menlo"/>
+          <w:color w:val="CCCCCC"/>
+          <w:kern w:val="0"/>
+          <w14:ligatures w14:val="none"/>
+        </w:rPr>
+      </w:pPr>
+      <w:r>
+        <w:rPr>
+          <w:rFonts w:ascii="Menlo" w:eastAsia="Times New Roman" w:hAnsi="Menlo" w:cs="Menlo"/>
+          <w:color w:val="CE9178"/>
+          <w:kern w:val="0"/>
+          <w14:ligatures w14:val="none"/>
+        </w:rPr>
+        <w:t xml:space="preserve">            - id (int): The unique identifier of the user.</w:t>
+      </w:r>
+    </w:p>
+    <w:p>
+      <w:pPr>
+        <w:shd w:val="clear" w:color="auto" w:fill="1F1F1F"/>
+        <w:spacing w:after="0" w:line="360" w:lineRule="atLeast"/>
+        <w:rPr>
+          <w:rFonts w:ascii="Menlo" w:eastAsia="Times New Roman" w:hAnsi="Menlo" w:cs="Menlo"/>
+          <w:color w:val="CCCCCC"/>
+          <w:kern w:val="0"/>
+          <w14:ligatures w14:val="none"/>
+        </w:rPr>
+      </w:pPr>
+      <w:r>
+        <w:rPr>
+          <w:rFonts w:ascii="Menlo" w:eastAsia="Times New Roman" w:hAnsi="Menlo" w:cs="Menlo"/>
+          <w:color w:val="CE9178"/>
+          <w:kern w:val="0"/>
+          <w14:ligatures w14:val="none"/>
+        </w:rPr>
+        <w:t xml:space="preserve">            - username (str): The username associated with the account.</w:t>
+      </w:r>
+    </w:p>
+    <w:p>
+      <w:pPr>
+        <w:shd w:val="clear" w:color="auto" w:fill="1F1F1F"/>
+        <w:spacing w:after="0" w:line="360" w:lineRule="atLeast"/>
+        <w:rPr>
+          <w:rFonts w:ascii="Menlo" w:eastAsia="Times New Roman" w:hAnsi="Menlo" w:cs="Menlo"/>
+          <w:color w:val="CCCCCC"/>
+          <w:kern w:val="0"/>
+          <w14:ligatures w14:val="none"/>
+        </w:rPr>
+      </w:pPr>
+      <w:r>
+        <w:rPr>
+          <w:rFonts w:ascii="Menlo" w:eastAsia="Times New Roman" w:hAnsi="Menlo" w:cs="Menlo"/>
+          <w:color w:val="CE9178"/>
+          <w:kern w:val="0"/>
+          <w14:ligatures w14:val="none"/>
+        </w:rPr>
+        <w:t xml:space="preserve">            - email (str): The email address of the user.</w:t>
+      </w:r>
+    </w:p>
+    <w:p>
+      <w:pPr>
+        <w:shd w:val="clear" w:color="auto" w:fill="1F1F1F"/>
+        <w:spacing w:after="0" w:line="360" w:lineRule="atLeast"/>
+        <w:rPr>
+          <w:rFonts w:ascii="Menlo" w:eastAsia="Times New Roman" w:hAnsi="Menlo" w:cs="Menlo"/>
+          <w:color w:val="CCCCCC"/>
+          <w:kern w:val="0"/>
+          <w14:ligatures w14:val="none"/>
+        </w:rPr>
+      </w:pPr>
+      <w:r>
+        <w:rPr>
+          <w:rFonts w:ascii="Menlo" w:eastAsia="Times New Roman" w:hAnsi="Menlo" w:cs="Menlo"/>
+          <w:color w:val="CE9178"/>
+          <w:kern w:val="0"/>
+          <w14:ligatures w14:val="none"/>
+        </w:rPr>
+        <w:t xml:space="preserve">        """</w:t>
+      </w:r>
+    </w:p>
+    <w:p>
+      <w:pPr>
+        <w:shd w:val="clear" w:color="auto" w:fill="1F1F1F"/>
+        <w:spacing w:after="0" w:line="360" w:lineRule="atLeast"/>
+        <w:rPr>
+          <w:rFonts w:ascii="Menlo" w:eastAsia="Times New Roman" w:hAnsi="Menlo" w:cs="Menlo"/>
+          <w:color w:val="CCCCCC"/>
+          <w:kern w:val="0"/>
+          <w14:ligatures w14:val="none"/>
+        </w:rPr>
+      </w:pPr>
+      <w:r>
+        <w:rPr>
+          <w:rFonts w:ascii="Menlo" w:eastAsia="Times New Roman" w:hAnsi="Menlo" w:cs="Menlo"/>
+          <w:color w:val="CCCCCC"/>
+          <w:kern w:val="0"/>
+          <w14:ligatures w14:val="none"/>
+        </w:rPr>
+        <w:t xml:space="preserve">        </w:t>
+      </w:r>
+      <w:r>
+        <w:rPr>
+          <w:rFonts w:ascii="Menlo" w:eastAsia="Times New Roman" w:hAnsi="Menlo" w:cs="Menlo"/>
+          <w:color w:val="9CDCFE"/>
+          <w:kern w:val="0"/>
+          <w14:ligatures w14:val="none"/>
+        </w:rPr>
+        <w:t>self</w:t>
+      </w:r>
+      <w:r>
+        <w:rPr>
+          <w:rFonts w:ascii="Menlo" w:eastAsia="Times New Roman" w:hAnsi="Menlo" w:cs="Menlo"/>
+          <w:color w:val="CCCCCC"/>
+          <w:kern w:val="0"/>
+          <w14:ligatures w14:val="none"/>
+        </w:rPr>
+        <w:t>.</w:t>
+      </w:r>
+      <w:r>
+        <w:rPr>
+          <w:rFonts w:ascii="Menlo" w:eastAsia="Times New Roman" w:hAnsi="Menlo" w:cs="Menlo"/>
+          <w:color w:val="9CDCFE"/>
+          <w:kern w:val="0"/>
+          <w14:ligatures w14:val="none"/>
+        </w:rPr>
+        <w:t>id</w:t>
+      </w:r>
+      <w:r>
+        <w:rPr>
+          <w:rFonts w:ascii="Menlo" w:eastAsia="Times New Roman" w:hAnsi="Menlo" w:cs="Menlo"/>
+          <w:color w:val="CCCCCC"/>
+          <w:kern w:val="0"/>
+          <w14:ligatures w14:val="none"/>
+        </w:rPr>
+        <w:t xml:space="preserve"> </w:t>
+      </w:r>
+      <w:r>
+        <w:rPr>
+          <w:rFonts w:ascii="Menlo" w:eastAsia="Times New Roman" w:hAnsi="Menlo" w:cs="Menlo"/>
+          <w:color w:val="D4D4D4"/>
+          <w:kern w:val="0"/>
+          <w14:ligatures w14:val="none"/>
+        </w:rPr>
+        <w:t>=</w:t>
+      </w:r>
+      <w:r>
+        <w:rPr>
+          <w:rFonts w:ascii="Menlo" w:eastAsia="Times New Roman" w:hAnsi="Menlo" w:cs="Menlo"/>
+          <w:color w:val="CCCCCC"/>
+          <w:kern w:val="0"/>
+          <w14:ligatures w14:val="none"/>
+        </w:rPr>
+        <w:t xml:space="preserve"> </w:t>
+      </w:r>
+      <w:r>
+        <w:rPr>
+          <w:rFonts w:ascii="Menlo" w:eastAsia="Times New Roman" w:hAnsi="Menlo" w:cs="Menlo"/>
+          <w:color w:val="9CDCFE"/>
+          <w:kern w:val="0"/>
+          <w14:ligatures w14:val="none"/>
+        </w:rPr>
+        <w:t>id</w:t>
+      </w:r>
+    </w:p>
+    <w:p>
+      <w:pPr>
+        <w:shd w:val="clear" w:color="auto" w:fill="1F1F1F"/>
+        <w:spacing w:after="0" w:line="360" w:lineRule="atLeast"/>
+        <w:rPr>
+          <w:rFonts w:ascii="Menlo" w:eastAsia="Times New Roman" w:hAnsi="Menlo" w:cs="Menlo"/>
+          <w:color w:val="CCCCCC"/>
+          <w:kern w:val="0"/>
+          <w14:ligatures w14:val="none"/>
+        </w:rPr>
+      </w:pPr>
+      <w:r>
+        <w:rPr>
+          <w:rFonts w:ascii="Menlo" w:eastAsia="Times New Roman" w:hAnsi="Menlo" w:cs="Menlo"/>
+          <w:color w:val="CCCCCC"/>
+          <w:kern w:val="0"/>
+          <w14:ligatures w14:val="none"/>
+        </w:rPr>
+        <w:t xml:space="preserve">        </w:t>
+      </w:r>
+      <w:proofErr w:type="spellStart"/>
+      <w:proofErr w:type="gramStart"/>
+      <w:r>
+        <w:rPr>
+          <w:rFonts w:ascii="Menlo" w:eastAsia="Times New Roman" w:hAnsi="Menlo" w:cs="Menlo"/>
+          <w:color w:val="9CDCFE"/>
+          <w:kern w:val="0"/>
+          <w14:ligatures w14:val="none"/>
+        </w:rPr>
+        <w:t>self</w:t>
+      </w:r>
+      <w:r>
+        <w:rPr>
+          <w:rFonts w:ascii="Menlo" w:eastAsia="Times New Roman" w:hAnsi="Menlo" w:cs="Menlo"/>
+          <w:color w:val="CCCCCC"/>
+          <w:kern w:val="0"/>
+          <w14:ligatures w14:val="none"/>
+        </w:rPr>
+        <w:t>.</w:t>
+      </w:r>
+      <w:r>
+        <w:rPr>
+          <w:rFonts w:ascii="Menlo" w:eastAsia="Times New Roman" w:hAnsi="Menlo" w:cs="Menlo"/>
+          <w:color w:val="9CDCFE"/>
+          <w:kern w:val="0"/>
+          <w14:ligatures w14:val="none"/>
+        </w:rPr>
+        <w:t>username</w:t>
+      </w:r>
+      <w:proofErr w:type="spellEnd"/>
+      <w:proofErr w:type="gramEnd"/>
+      <w:r>
+        <w:rPr>
+          <w:rFonts w:ascii="Menlo" w:eastAsia="Times New Roman" w:hAnsi="Menlo" w:cs="Menlo"/>
+          <w:color w:val="CCCCCC"/>
+          <w:kern w:val="0"/>
+          <w14:ligatures w14:val="none"/>
+        </w:rPr>
+        <w:t xml:space="preserve"> </w:t>
+      </w:r>
+      <w:r>
+        <w:rPr>
+          <w:rFonts w:ascii="Menlo" w:eastAsia="Times New Roman" w:hAnsi="Menlo" w:cs="Menlo"/>
+          <w:color w:val="D4D4D4"/>
+          <w:kern w:val="0"/>
+          <w14:ligatures w14:val="none"/>
+        </w:rPr>
+        <w:t>=</w:t>
+      </w:r>
+      <w:r>
+        <w:rPr>
+          <w:rFonts w:ascii="Menlo" w:eastAsia="Times New Roman" w:hAnsi="Menlo" w:cs="Menlo"/>
+          <w:color w:val="CCCCCC"/>
+          <w:kern w:val="0"/>
+          <w14:ligatures w14:val="none"/>
+        </w:rPr>
+        <w:t xml:space="preserve"> </w:t>
+      </w:r>
+      <w:r>
+        <w:rPr>
+          <w:rFonts w:ascii="Menlo" w:eastAsia="Times New Roman" w:hAnsi="Menlo" w:cs="Menlo"/>
+          <w:color w:val="9CDCFE"/>
+          <w:kern w:val="0"/>
+          <w14:ligatures w14:val="none"/>
+        </w:rPr>
+        <w:t>username</w:t>
+      </w:r>
+    </w:p>
+    <w:p>
+      <w:pPr>
+        <w:shd w:val="clear" w:color="auto" w:fill="1F1F1F"/>
+        <w:spacing w:after="0" w:line="360" w:lineRule="atLeast"/>
+        <w:rPr>
+          <w:rFonts w:ascii="Menlo" w:eastAsia="Times New Roman" w:hAnsi="Menlo" w:cs="Menlo"/>
+          <w:color w:val="CCCCCC"/>
+          <w:kern w:val="0"/>
+          <w14:ligatures w14:val="none"/>
+        </w:rPr>
+      </w:pPr>
+      <w:r>
+        <w:rPr>
+          <w:rFonts w:ascii="Menlo" w:eastAsia="Times New Roman" w:hAnsi="Menlo" w:cs="Menlo"/>
+          <w:color w:val="CCCCCC"/>
+          <w:kern w:val="0"/>
+          <w14:ligatures w14:val="none"/>
+        </w:rPr>
+        <w:t xml:space="preserve">        </w:t>
+      </w:r>
+      <w:proofErr w:type="spellStart"/>
+      <w:proofErr w:type="gramStart"/>
+      <w:r>
+        <w:rPr>
+          <w:rFonts w:ascii="Menlo" w:eastAsia="Times New Roman" w:hAnsi="Menlo" w:cs="Menlo"/>
+          <w:color w:val="9CDCFE"/>
+          <w:kern w:val="0"/>
+          <w14:ligatures w14:val="none"/>
+        </w:rPr>
+        <w:t>self</w:t>
+      </w:r>
+      <w:r>
+        <w:rPr>
+          <w:rFonts w:ascii="Menlo" w:eastAsia="Times New Roman" w:hAnsi="Menlo" w:cs="Menlo"/>
+          <w:color w:val="CCCCCC"/>
+          <w:kern w:val="0"/>
+          <w14:ligatures w14:val="none"/>
+        </w:rPr>
+        <w:t>.</w:t>
+      </w:r>
+      <w:r>
+        <w:rPr>
+          <w:rFonts w:ascii="Menlo" w:eastAsia="Times New Roman" w:hAnsi="Menlo" w:cs="Menlo"/>
+          <w:color w:val="9CDCFE"/>
+          <w:kern w:val="0"/>
+          <w14:ligatures w14:val="none"/>
+        </w:rPr>
+        <w:t>email</w:t>
+      </w:r>
+      <w:proofErr w:type="spellEnd"/>
+      <w:proofErr w:type="gramEnd"/>
+      <w:r>
+        <w:rPr>
+          <w:rFonts w:ascii="Menlo" w:eastAsia="Times New Roman" w:hAnsi="Menlo" w:cs="Menlo"/>
+          <w:color w:val="CCCCCC"/>
+          <w:kern w:val="0"/>
+          <w14:ligatures w14:val="none"/>
+        </w:rPr>
+        <w:t xml:space="preserve"> </w:t>
+      </w:r>
+      <w:r>
+        <w:rPr>
+          <w:rFonts w:ascii="Menlo" w:eastAsia="Times New Roman" w:hAnsi="Menlo" w:cs="Menlo"/>
+          <w:color w:val="D4D4D4"/>
+          <w:kern w:val="0"/>
+          <w14:ligatures w14:val="none"/>
+        </w:rPr>
+        <w:t>=</w:t>
+      </w:r>
+      <w:r>
+        <w:rPr>
+          <w:rFonts w:ascii="Menlo" w:eastAsia="Times New Roman" w:hAnsi="Menlo" w:cs="Menlo"/>
+          <w:color w:val="CCCCCC"/>
+          <w:kern w:val="0"/>
+          <w14:ligatures w14:val="none"/>
+        </w:rPr>
+        <w:t xml:space="preserve"> </w:t>
+      </w:r>
+      <w:r>
+        <w:rPr>
+          <w:rFonts w:ascii="Menlo" w:eastAsia="Times New Roman" w:hAnsi="Menlo" w:cs="Menlo"/>
+          <w:color w:val="9CDCFE"/>
+          <w:kern w:val="0"/>
+          <w14:ligatures w14:val="none"/>
+        </w:rPr>
+        <w:t>email</w:t>
+      </w:r>
+    </w:p>
+    <w:p>
+      <w:pPr>
+        <w:shd w:val="clear" w:color="auto" w:fill="1F1F1F"/>
+        <w:spacing w:after="0" w:line="360" w:lineRule="atLeast"/>
+        <w:rPr>
+          <w:rFonts w:ascii="Menlo" w:eastAsia="Times New Roman" w:hAnsi="Menlo" w:cs="Menlo"/>
+          <w:color w:val="CCCCCC"/>
+          <w:kern w:val="0"/>
+          <w14:ligatures w14:val="none"/>
+        </w:rPr>
+      </w:pPr>
+    </w:p>
+    <w:p>
+      <w:pPr>
+        <w:shd w:val="clear" w:color="auto" w:fill="1F1F1F"/>
+        <w:spacing w:after="0" w:line="360" w:lineRule="atLeast"/>
+        <w:rPr>
+          <w:rFonts w:ascii="Menlo" w:eastAsia="Times New Roman" w:hAnsi="Menlo" w:cs="Menlo"/>
+          <w:color w:val="CCCCCC"/>
+          <w:kern w:val="0"/>
+          <w14:ligatures w14:val="none"/>
+        </w:rPr>
+      </w:pPr>
+      <w:r>
+        <w:rPr>
+          <w:rFonts w:ascii="Menlo" w:eastAsia="Times New Roman" w:hAnsi="Menlo" w:cs="Menlo"/>
+          <w:color w:val="CCCCCC"/>
+          <w:kern w:val="0"/>
+          <w14:ligatures w14:val="none"/>
+        </w:rPr>
+        <w:t xml:space="preserve">    </w:t>
+      </w:r>
+      <w:r>
+        <w:rPr>
+          <w:rFonts w:ascii="Menlo" w:eastAsia="Times New Roman" w:hAnsi="Menlo" w:cs="Menlo"/>
+          <w:color w:val="569CD6"/>
+          <w:kern w:val="0"/>
+          <w14:ligatures w14:val="none"/>
+        </w:rPr>
+        <w:t>def</w:t>
+      </w:r>
+      <w:r>
+        <w:rPr>
+          <w:rFonts w:ascii="Menlo" w:eastAsia="Times New Roman" w:hAnsi="Menlo" w:cs="Menlo"/>
+          <w:color w:val="CCCCCC"/>
+          <w:kern w:val="0"/>
+          <w14:ligatures w14:val="none"/>
+        </w:rPr>
+        <w:t xml:space="preserve"> </w:t>
+      </w:r>
+      <w:proofErr w:type="spellStart"/>
+      <w:r>
+        <w:rPr>
+          <w:rFonts w:ascii="Menlo" w:eastAsia="Times New Roman" w:hAnsi="Menlo" w:cs="Menlo"/>
+          <w:color w:val="DCDCAA"/>
+          <w:kern w:val="0"/>
+          <w14:ligatures w14:val="none"/>
+        </w:rPr>
+        <w:t>get_id</w:t>
+      </w:r>
+      <w:proofErr w:type="spellEnd"/>
+      <w:r>
+        <w:rPr>
+          <w:rFonts w:ascii="Menlo" w:eastAsia="Times New Roman" w:hAnsi="Menlo" w:cs="Menlo"/>
+          <w:color w:val="CCCCCC"/>
+          <w:kern w:val="0"/>
+          <w14:ligatures w14:val="none"/>
+        </w:rPr>
+        <w:t>(</w:t>
+      </w:r>
+      <w:r>
+        <w:rPr>
+          <w:rFonts w:ascii="Menlo" w:eastAsia="Times New Roman" w:hAnsi="Menlo" w:cs="Menlo"/>
+          <w:color w:val="9CDCFE"/>
+          <w:kern w:val="0"/>
+          <w14:ligatures w14:val="none"/>
+        </w:rPr>
+        <w:t>self</w:t>
+      </w:r>
+      <w:r>
+        <w:rPr>
+          <w:rFonts w:ascii="Menlo" w:eastAsia="Times New Roman" w:hAnsi="Menlo" w:cs="Menlo"/>
+          <w:color w:val="CCCCCC"/>
+          <w:kern w:val="0"/>
+          <w14:ligatures w14:val="none"/>
+        </w:rPr>
+        <w:t xml:space="preserve">) -&gt; </w:t>
+      </w:r>
+      <w:r>
+        <w:rPr>
+          <w:rFonts w:ascii="Menlo" w:eastAsia="Times New Roman" w:hAnsi="Menlo" w:cs="Menlo"/>
+          <w:color w:val="4EC9B0"/>
+          <w:kern w:val="0"/>
+          <w14:ligatures w14:val="none"/>
+        </w:rPr>
+        <w:t>int</w:t>
+      </w:r>
+      <w:r>
+        <w:rPr>
+          <w:rFonts w:ascii="Menlo" w:eastAsia="Times New Roman" w:hAnsi="Menlo" w:cs="Menlo"/>
+          <w:color w:val="CCCCCC"/>
+          <w:kern w:val="0"/>
+          <w14:ligatures w14:val="none"/>
+        </w:rPr>
+        <w:t>:</w:t>
+      </w:r>
+    </w:p>
+    <w:p>
+      <w:pPr>
+        <w:shd w:val="clear" w:color="auto" w:fill="1F1F1F"/>
+        <w:spacing w:after="0" w:line="360" w:lineRule="atLeast"/>
+        <w:rPr>
+          <w:rFonts w:ascii="Menlo" w:eastAsia="Times New Roman" w:hAnsi="Menlo" w:cs="Menlo"/>
+          <w:color w:val="CCCCCC"/>
+          <w:kern w:val="0"/>
+          <w14:ligatures w14:val="none"/>
+        </w:rPr>
+      </w:pPr>
+      <w:r>
+        <w:rPr>
+          <w:rFonts w:ascii="Menlo" w:eastAsia="Times New Roman" w:hAnsi="Menlo" w:cs="Menlo"/>
+          <w:color w:val="CCCCCC"/>
+          <w:kern w:val="0"/>
+          <w14:ligatures w14:val="none"/>
+        </w:rPr>
+        <w:t xml:space="preserve">        </w:t>
+      </w:r>
+      <w:r>
+        <w:rPr>
+          <w:rFonts w:ascii="Menlo" w:eastAsia="Times New Roman" w:hAnsi="Menlo" w:cs="Menlo"/>
+          <w:color w:val="CE9178"/>
+          <w:kern w:val="0"/>
+          <w14:ligatures w14:val="none"/>
+        </w:rPr>
+        <w:t>"""</w:t>
+      </w:r>
+    </w:p>
+    <w:p>
+      <w:pPr>
+        <w:shd w:val="clear" w:color="auto" w:fill="1F1F1F"/>
+        <w:spacing w:after="0" w:line="360" w:lineRule="atLeast"/>
+        <w:rPr>
+          <w:rFonts w:ascii="Menlo" w:eastAsia="Times New Roman" w:hAnsi="Menlo" w:cs="Menlo"/>
+          <w:color w:val="CCCCCC"/>
+          <w:kern w:val="0"/>
+          <w14:ligatures w14:val="none"/>
+        </w:rPr>
+      </w:pPr>
+      <w:r>
+        <w:rPr>
+          <w:rFonts w:ascii="Menlo" w:eastAsia="Times New Roman" w:hAnsi="Menlo" w:cs="Menlo"/>
+          <w:color w:val="CE9178"/>
+          <w:kern w:val="0"/>
+          <w14:ligatures w14:val="none"/>
+        </w:rPr>
+        <w:t xml:space="preserve">        Get the user's unique identifier.</w:t>
+      </w:r>
+    </w:p>
+    <w:p>
+      <w:pPr>
+        <w:shd w:val="clear" w:color="auto" w:fill="1F1F1F"/>
+        <w:spacing w:after="0" w:line="360" w:lineRule="atLeast"/>
+        <w:rPr>
+          <w:rFonts w:ascii="Menlo" w:eastAsia="Times New Roman" w:hAnsi="Menlo" w:cs="Menlo"/>
+          <w:color w:val="CCCCCC"/>
+          <w:kern w:val="0"/>
+          <w14:ligatures w14:val="none"/>
+        </w:rPr>
+      </w:pPr>
+    </w:p>
+    <w:p>
+      <w:pPr>
+        <w:shd w:val="clear" w:color="auto" w:fill="1F1F1F"/>
+        <w:spacing w:after="0" w:line="360" w:lineRule="atLeast"/>
+        <w:rPr>
+          <w:rFonts w:ascii="Menlo" w:eastAsia="Times New Roman" w:hAnsi="Menlo" w:cs="Menlo"/>
+          <w:color w:val="CCCCCC"/>
+          <w:kern w:val="0"/>
+          <w14:ligatures w14:val="none"/>
+        </w:rPr>
+      </w:pPr>
+      <w:r>
+        <w:rPr>
+          <w:rFonts w:ascii="Menlo" w:eastAsia="Times New Roman" w:hAnsi="Menlo" w:cs="Menlo"/>
+          <w:color w:val="CE9178"/>
+          <w:kern w:val="0"/>
+          <w14:ligatures w14:val="none"/>
+        </w:rPr>
+        <w:t xml:space="preserve">        Returns:</w:t>
+      </w:r>
+    </w:p>
+    <w:p>
+      <w:pPr>
+        <w:shd w:val="clear" w:color="auto" w:fill="1F1F1F"/>
+        <w:spacing w:after="0" w:line="360" w:lineRule="atLeast"/>
+        <w:rPr>
+          <w:rFonts w:ascii="Menlo" w:eastAsia="Times New Roman" w:hAnsi="Menlo" w:cs="Menlo"/>
+          <w:color w:val="CCCCCC"/>
+          <w:kern w:val="0"/>
+          <w14:ligatures w14:val="none"/>
+        </w:rPr>
+      </w:pPr>
+      <w:r>
+        <w:rPr>
+          <w:rFonts w:ascii="Menlo" w:eastAsia="Times New Roman" w:hAnsi="Menlo" w:cs="Menlo"/>
+          <w:color w:val="CE9178"/>
+          <w:kern w:val="0"/>
+          <w14:ligatures w14:val="none"/>
+        </w:rPr>
+        <w:lastRenderedPageBreak/>
+        <w:t xml:space="preserve">            - int: The unique identifier of the user.</w:t>
+      </w:r>
+    </w:p>
+    <w:p>
+      <w:pPr>
+        <w:shd w:val="clear" w:color="auto" w:fill="1F1F1F"/>
+        <w:spacing w:after="0" w:line="360" w:lineRule="atLeast"/>
+        <w:rPr>
+          <w:rFonts w:ascii="Menlo" w:eastAsia="Times New Roman" w:hAnsi="Menlo" w:cs="Menlo"/>
+          <w:color w:val="CCCCCC"/>
+          <w:kern w:val="0"/>
+          <w14:ligatures w14:val="none"/>
+        </w:rPr>
+      </w:pPr>
+      <w:r>
+        <w:rPr>
+          <w:rFonts w:ascii="Menlo" w:eastAsia="Times New Roman" w:hAnsi="Menlo" w:cs="Menlo"/>
+          <w:color w:val="CE9178"/>
+          <w:kern w:val="0"/>
+          <w14:ligatures w14:val="none"/>
+        </w:rPr>
+        <w:t xml:space="preserve">        """</w:t>
+      </w:r>
+    </w:p>
+    <w:p>
+      <w:pPr>
+        <w:shd w:val="clear" w:color="auto" w:fill="1F1F1F"/>
+        <w:spacing w:after="0" w:line="360" w:lineRule="atLeast"/>
+        <w:rPr>
+          <w:rFonts w:ascii="Menlo" w:eastAsia="Times New Roman" w:hAnsi="Menlo" w:cs="Menlo"/>
+          <w:color w:val="CCCCCC"/>
+          <w:kern w:val="0"/>
+          <w14:ligatures w14:val="none"/>
+        </w:rPr>
+      </w:pPr>
+      <w:r>
+        <w:rPr>
+          <w:rFonts w:ascii="Menlo" w:eastAsia="Times New Roman" w:hAnsi="Menlo" w:cs="Menlo"/>
+          <w:color w:val="CCCCCC"/>
+          <w:kern w:val="0"/>
+          <w14:ligatures w14:val="none"/>
+        </w:rPr>
+        <w:t xml:space="preserve">        </w:t>
+      </w:r>
+      <w:r>
+        <w:rPr>
+          <w:rFonts w:ascii="Menlo" w:eastAsia="Times New Roman" w:hAnsi="Menlo" w:cs="Menlo"/>
+          <w:color w:val="C586C0"/>
+          <w:kern w:val="0"/>
+          <w14:ligatures w14:val="none"/>
+        </w:rPr>
+        <w:t>return</w:t>
+      </w:r>
+      <w:r>
+        <w:rPr>
+          <w:rFonts w:ascii="Menlo" w:eastAsia="Times New Roman" w:hAnsi="Menlo" w:cs="Menlo"/>
+          <w:color w:val="CCCCCC"/>
+          <w:kern w:val="0"/>
+          <w14:ligatures w14:val="none"/>
+        </w:rPr>
+        <w:t xml:space="preserve"> </w:t>
+      </w:r>
+      <w:r>
+        <w:rPr>
+          <w:rFonts w:ascii="Menlo" w:eastAsia="Times New Roman" w:hAnsi="Menlo" w:cs="Menlo"/>
+          <w:color w:val="9CDCFE"/>
+          <w:kern w:val="0"/>
+          <w14:ligatures w14:val="none"/>
+        </w:rPr>
+        <w:t>self</w:t>
+      </w:r>
+      <w:r>
+        <w:rPr>
+          <w:rFonts w:ascii="Menlo" w:eastAsia="Times New Roman" w:hAnsi="Menlo" w:cs="Menlo"/>
+          <w:color w:val="CCCCCC"/>
+          <w:kern w:val="0"/>
+          <w14:ligatures w14:val="none"/>
+        </w:rPr>
+        <w:t>.</w:t>
+      </w:r>
+      <w:r>
+        <w:rPr>
+          <w:rFonts w:ascii="Menlo" w:eastAsia="Times New Roman" w:hAnsi="Menlo" w:cs="Menlo"/>
+          <w:color w:val="9CDCFE"/>
+          <w:kern w:val="0"/>
+          <w14:ligatures w14:val="none"/>
+        </w:rPr>
+        <w:t>id</w:t>
+      </w:r>
+    </w:p>
+    <w:p>
+      <w:pPr>
+        <w:shd w:val="clear" w:color="auto" w:fill="1F1F1F"/>
+        <w:spacing w:after="0" w:line="360" w:lineRule="atLeast"/>
+        <w:rPr>
+          <w:rFonts w:ascii="Menlo" w:eastAsia="Times New Roman" w:hAnsi="Menlo" w:cs="Menlo"/>
+          <w:color w:val="CCCCCC"/>
+          <w:kern w:val="0"/>
+          <w14:ligatures w14:val="none"/>
+        </w:rPr>
+      </w:pPr>
+    </w:p>
+    <w:p>
+      <w:pPr>
+        <w:shd w:val="clear" w:color="auto" w:fill="1F1F1F"/>
+        <w:spacing w:after="0" w:line="360" w:lineRule="atLeast"/>
+        <w:rPr>
+          <w:rFonts w:ascii="Menlo" w:eastAsia="Times New Roman" w:hAnsi="Menlo" w:cs="Menlo"/>
+          <w:color w:val="CCCCCC"/>
+          <w:kern w:val="0"/>
+          <w14:ligatures w14:val="none"/>
+        </w:rPr>
+      </w:pPr>
+      <w:r>
+        <w:rPr>
+          <w:rFonts w:ascii="Menlo" w:eastAsia="Times New Roman" w:hAnsi="Menlo" w:cs="Menlo"/>
+          <w:color w:val="CCCCCC"/>
+          <w:kern w:val="0"/>
+          <w14:ligatures w14:val="none"/>
+        </w:rPr>
+        <w:t xml:space="preserve">    </w:t>
+      </w:r>
+      <w:r>
+        <w:rPr>
+          <w:rFonts w:ascii="Menlo" w:eastAsia="Times New Roman" w:hAnsi="Menlo" w:cs="Menlo"/>
+          <w:color w:val="569CD6"/>
+          <w:kern w:val="0"/>
+          <w14:ligatures w14:val="none"/>
+        </w:rPr>
+        <w:t>def</w:t>
+      </w:r>
+      <w:r>
+        <w:rPr>
+          <w:rFonts w:ascii="Menlo" w:eastAsia="Times New Roman" w:hAnsi="Menlo" w:cs="Menlo"/>
+          <w:color w:val="CCCCCC"/>
+          <w:kern w:val="0"/>
+          <w14:ligatures w14:val="none"/>
+        </w:rPr>
+        <w:t xml:space="preserve"> </w:t>
+      </w:r>
+      <w:proofErr w:type="spellStart"/>
+      <w:r>
+        <w:rPr>
+          <w:rFonts w:ascii="Menlo" w:eastAsia="Times New Roman" w:hAnsi="Menlo" w:cs="Menlo"/>
+          <w:color w:val="DCDCAA"/>
+          <w:kern w:val="0"/>
+          <w14:ligatures w14:val="none"/>
+        </w:rPr>
+        <w:t>get_username</w:t>
+      </w:r>
+      <w:proofErr w:type="spellEnd"/>
+      <w:r>
+        <w:rPr>
+          <w:rFonts w:ascii="Menlo" w:eastAsia="Times New Roman" w:hAnsi="Menlo" w:cs="Menlo"/>
+          <w:color w:val="CCCCCC"/>
+          <w:kern w:val="0"/>
+          <w14:ligatures w14:val="none"/>
+        </w:rPr>
+        <w:t>(</w:t>
+      </w:r>
+      <w:r>
+        <w:rPr>
+          <w:rFonts w:ascii="Menlo" w:eastAsia="Times New Roman" w:hAnsi="Menlo" w:cs="Menlo"/>
+          <w:color w:val="9CDCFE"/>
+          <w:kern w:val="0"/>
+          <w14:ligatures w14:val="none"/>
+        </w:rPr>
+        <w:t>self</w:t>
+      </w:r>
+      <w:r>
+        <w:rPr>
+          <w:rFonts w:ascii="Menlo" w:eastAsia="Times New Roman" w:hAnsi="Menlo" w:cs="Menlo"/>
+          <w:color w:val="CCCCCC"/>
+          <w:kern w:val="0"/>
+          <w14:ligatures w14:val="none"/>
+        </w:rPr>
+        <w:t xml:space="preserve">) -&gt; </w:t>
+      </w:r>
+      <w:r>
+        <w:rPr>
+          <w:rFonts w:ascii="Menlo" w:eastAsia="Times New Roman" w:hAnsi="Menlo" w:cs="Menlo"/>
+          <w:color w:val="4EC9B0"/>
+          <w:kern w:val="0"/>
+          <w14:ligatures w14:val="none"/>
+        </w:rPr>
+        <w:t>str</w:t>
+      </w:r>
+      <w:r>
+        <w:rPr>
+          <w:rFonts w:ascii="Menlo" w:eastAsia="Times New Roman" w:hAnsi="Menlo" w:cs="Menlo"/>
+          <w:color w:val="CCCCCC"/>
+          <w:kern w:val="0"/>
+          <w14:ligatures w14:val="none"/>
+        </w:rPr>
+        <w:t>:</w:t>
+      </w:r>
+    </w:p>
+    <w:p>
+      <w:pPr>
+        <w:shd w:val="clear" w:color="auto" w:fill="1F1F1F"/>
+        <w:spacing w:after="0" w:line="360" w:lineRule="atLeast"/>
+        <w:rPr>
+          <w:rFonts w:ascii="Menlo" w:eastAsia="Times New Roman" w:hAnsi="Menlo" w:cs="Menlo"/>
+          <w:color w:val="CCCCCC"/>
+          <w:kern w:val="0"/>
+          <w14:ligatures w14:val="none"/>
+        </w:rPr>
+      </w:pPr>
+      <w:r>
+        <w:rPr>
+          <w:rFonts w:ascii="Menlo" w:eastAsia="Times New Roman" w:hAnsi="Menlo" w:cs="Menlo"/>
+          <w:color w:val="CCCCCC"/>
+          <w:kern w:val="0"/>
+          <w14:ligatures w14:val="none"/>
+        </w:rPr>
+        <w:t xml:space="preserve">        </w:t>
+      </w:r>
+      <w:r>
+        <w:rPr>
+          <w:rFonts w:ascii="Menlo" w:eastAsia="Times New Roman" w:hAnsi="Menlo" w:cs="Menlo"/>
+          <w:color w:val="CE9178"/>
+          <w:kern w:val="0"/>
+          <w14:ligatures w14:val="none"/>
+        </w:rPr>
+        <w:t>"""</w:t>
+      </w:r>
+    </w:p>
+    <w:p>
+      <w:pPr>
+        <w:shd w:val="clear" w:color="auto" w:fill="1F1F1F"/>
+        <w:spacing w:after="0" w:line="360" w:lineRule="atLeast"/>
+        <w:rPr>
+          <w:rFonts w:ascii="Menlo" w:eastAsia="Times New Roman" w:hAnsi="Menlo" w:cs="Menlo"/>
+          <w:color w:val="CCCCCC"/>
+          <w:kern w:val="0"/>
+          <w14:ligatures w14:val="none"/>
+        </w:rPr>
+      </w:pPr>
+      <w:r>
+        <w:rPr>
+          <w:rFonts w:ascii="Menlo" w:eastAsia="Times New Roman" w:hAnsi="Menlo" w:cs="Menlo"/>
+          <w:color w:val="CE9178"/>
+          <w:kern w:val="0"/>
+          <w14:ligatures w14:val="none"/>
+        </w:rPr>
+        <w:t xml:space="preserve">        Get the username associated with the account.</w:t>
+      </w:r>
+    </w:p>
+    <w:p>
+      <w:pPr>
+        <w:shd w:val="clear" w:color="auto" w:fill="1F1F1F"/>
+        <w:spacing w:after="0" w:line="360" w:lineRule="atLeast"/>
+        <w:rPr>
+          <w:rFonts w:ascii="Menlo" w:eastAsia="Times New Roman" w:hAnsi="Menlo" w:cs="Menlo"/>
+          <w:color w:val="CCCCCC"/>
+          <w:kern w:val="0"/>
+          <w14:ligatures w14:val="none"/>
+        </w:rPr>
+      </w:pPr>
+    </w:p>
+    <w:p>
+      <w:pPr>
+        <w:shd w:val="clear" w:color="auto" w:fill="1F1F1F"/>
+        <w:spacing w:after="0" w:line="360" w:lineRule="atLeast"/>
+        <w:rPr>
+          <w:rFonts w:ascii="Menlo" w:eastAsia="Times New Roman" w:hAnsi="Menlo" w:cs="Menlo"/>
+          <w:color w:val="CCCCCC"/>
+          <w:kern w:val="0"/>
+          <w14:ligatures w14:val="none"/>
+        </w:rPr>
+      </w:pPr>
+      <w:r>
+        <w:rPr>
+          <w:rFonts w:ascii="Menlo" w:eastAsia="Times New Roman" w:hAnsi="Menlo" w:cs="Menlo"/>
+          <w:color w:val="CE9178"/>
+          <w:kern w:val="0"/>
+          <w14:ligatures w14:val="none"/>
+        </w:rPr>
+        <w:t xml:space="preserve">        Returns:</w:t>
+      </w:r>
+    </w:p>
+    <w:p>
+      <w:pPr>
+        <w:shd w:val="clear" w:color="auto" w:fill="1F1F1F"/>
+        <w:spacing w:after="0" w:line="360" w:lineRule="atLeast"/>
+        <w:rPr>
+          <w:rFonts w:ascii="Menlo" w:eastAsia="Times New Roman" w:hAnsi="Menlo" w:cs="Menlo"/>
+          <w:color w:val="CCCCCC"/>
+          <w:kern w:val="0"/>
+          <w14:ligatures w14:val="none"/>
+        </w:rPr>
+      </w:pPr>
+      <w:r>
+        <w:rPr>
+          <w:rFonts w:ascii="Menlo" w:eastAsia="Times New Roman" w:hAnsi="Menlo" w:cs="Menlo"/>
+          <w:color w:val="CE9178"/>
+          <w:kern w:val="0"/>
+          <w14:ligatures w14:val="none"/>
+        </w:rPr>
+        <w:t xml:space="preserve">            - str: The username of the user.</w:t>
+      </w:r>
+    </w:p>
+    <w:p>
+      <w:pPr>
+        <w:shd w:val="clear" w:color="auto" w:fill="1F1F1F"/>
+        <w:spacing w:after="0" w:line="360" w:lineRule="atLeast"/>
+        <w:rPr>
+          <w:rFonts w:ascii="Menlo" w:eastAsia="Times New Roman" w:hAnsi="Menlo" w:cs="Menlo"/>
+          <w:color w:val="CCCCCC"/>
+          <w:kern w:val="0"/>
+          <w14:ligatures w14:val="none"/>
+        </w:rPr>
+      </w:pPr>
+      <w:r>
+        <w:rPr>
+          <w:rFonts w:ascii="Menlo" w:eastAsia="Times New Roman" w:hAnsi="Menlo" w:cs="Menlo"/>
+          <w:color w:val="CE9178"/>
+          <w:kern w:val="0"/>
+          <w14:ligatures w14:val="none"/>
+        </w:rPr>
+        <w:t xml:space="preserve">        """</w:t>
+      </w:r>
+    </w:p>
+    <w:p>
+      <w:pPr>
+        <w:shd w:val="clear" w:color="auto" w:fill="1F1F1F"/>
+        <w:spacing w:after="0" w:line="360" w:lineRule="atLeast"/>
+        <w:rPr>
+          <w:rFonts w:ascii="Menlo" w:eastAsia="Times New Roman" w:hAnsi="Menlo" w:cs="Menlo"/>
+          <w:color w:val="CCCCCC"/>
+          <w:kern w:val="0"/>
+          <w14:ligatures w14:val="none"/>
+        </w:rPr>
+      </w:pPr>
+      <w:r>
+        <w:rPr>
+          <w:rFonts w:ascii="Menlo" w:eastAsia="Times New Roman" w:hAnsi="Menlo" w:cs="Menlo"/>
+          <w:color w:val="CCCCCC"/>
+          <w:kern w:val="0"/>
+          <w14:ligatures w14:val="none"/>
+        </w:rPr>
+        <w:t xml:space="preserve">        </w:t>
+      </w:r>
+      <w:r>
+        <w:rPr>
+          <w:rFonts w:ascii="Menlo" w:eastAsia="Times New Roman" w:hAnsi="Menlo" w:cs="Menlo"/>
+          <w:color w:val="C586C0"/>
+          <w:kern w:val="0"/>
+          <w14:ligatures w14:val="none"/>
+        </w:rPr>
+        <w:t>return</w:t>
+      </w:r>
+      <w:r>
+        <w:rPr>
+          <w:rFonts w:ascii="Menlo" w:eastAsia="Times New Roman" w:hAnsi="Menlo" w:cs="Menlo"/>
+          <w:color w:val="CCCCCC"/>
+          <w:kern w:val="0"/>
+          <w14:ligatures w14:val="none"/>
+        </w:rPr>
+        <w:t xml:space="preserve"> </w:t>
+      </w:r>
+      <w:proofErr w:type="spellStart"/>
+      <w:proofErr w:type="gramStart"/>
+      <w:r>
+        <w:rPr>
+          <w:rFonts w:ascii="Menlo" w:eastAsia="Times New Roman" w:hAnsi="Menlo" w:cs="Menlo"/>
+          <w:color w:val="9CDCFE"/>
+          <w:kern w:val="0"/>
+          <w14:ligatures w14:val="none"/>
+        </w:rPr>
+        <w:t>self</w:t>
+      </w:r>
+      <w:r>
+        <w:rPr>
+          <w:rFonts w:ascii="Menlo" w:eastAsia="Times New Roman" w:hAnsi="Menlo" w:cs="Menlo"/>
+          <w:color w:val="CCCCCC"/>
+          <w:kern w:val="0"/>
+          <w14:ligatures w14:val="none"/>
+        </w:rPr>
+        <w:t>.</w:t>
+      </w:r>
+      <w:r>
+        <w:rPr>
+          <w:rFonts w:ascii="Menlo" w:eastAsia="Times New Roman" w:hAnsi="Menlo" w:cs="Menlo"/>
+          <w:color w:val="9CDCFE"/>
+          <w:kern w:val="0"/>
+          <w14:ligatures w14:val="none"/>
+        </w:rPr>
+        <w:t>username</w:t>
+      </w:r>
+      <w:proofErr w:type="spellEnd"/>
+      <w:proofErr w:type="gramEnd"/>
+    </w:p>
+    <w:p>
+      <w:pPr>
+        <w:shd w:val="clear" w:color="auto" w:fill="1F1F1F"/>
+        <w:spacing w:after="0" w:line="360" w:lineRule="atLeast"/>
+        <w:rPr>
+          <w:rFonts w:ascii="Menlo" w:eastAsia="Times New Roman" w:hAnsi="Menlo" w:cs="Menlo"/>
+          <w:color w:val="CCCCCC"/>
+          <w:kern w:val="0"/>
+          <w14:ligatures w14:val="none"/>
+        </w:rPr>
+      </w:pPr>
+    </w:p>
+    <w:p>
+      <w:pPr>
+        <w:shd w:val="clear" w:color="auto" w:fill="1F1F1F"/>
+        <w:spacing w:after="0" w:line="360" w:lineRule="atLeast"/>
+        <w:rPr>
+          <w:rFonts w:ascii="Menlo" w:eastAsia="Times New Roman" w:hAnsi="Menlo" w:cs="Menlo"/>
+          <w:color w:val="CCCCCC"/>
+          <w:kern w:val="0"/>
+          <w14:ligatures w14:val="none"/>
+        </w:rPr>
+      </w:pPr>
+      <w:r>
+        <w:rPr>
+          <w:rFonts w:ascii="Menlo" w:eastAsia="Times New Roman" w:hAnsi="Menlo" w:cs="Menlo"/>
+          <w:color w:val="CCCCCC"/>
+          <w:kern w:val="0"/>
+          <w14:ligatures w14:val="none"/>
+        </w:rPr>
+        <w:t xml:space="preserve">    </w:t>
+      </w:r>
+      <w:r>
+        <w:rPr>
+          <w:rFonts w:ascii="Menlo" w:eastAsia="Times New Roman" w:hAnsi="Menlo" w:cs="Menlo"/>
+          <w:color w:val="569CD6"/>
+          <w:kern w:val="0"/>
+          <w14:ligatures w14:val="none"/>
+        </w:rPr>
+        <w:t>def</w:t>
+      </w:r>
+      <w:r>
+        <w:rPr>
+          <w:rFonts w:ascii="Menlo" w:eastAsia="Times New Roman" w:hAnsi="Menlo" w:cs="Menlo"/>
+          <w:color w:val="CCCCCC"/>
+          <w:kern w:val="0"/>
+          <w14:ligatures w14:val="none"/>
+        </w:rPr>
+        <w:t xml:space="preserve"> </w:t>
+      </w:r>
+      <w:proofErr w:type="spellStart"/>
+      <w:r>
+        <w:rPr>
+          <w:rFonts w:ascii="Menlo" w:eastAsia="Times New Roman" w:hAnsi="Menlo" w:cs="Menlo"/>
+          <w:color w:val="DCDCAA"/>
+          <w:kern w:val="0"/>
+          <w14:ligatures w14:val="none"/>
+        </w:rPr>
+        <w:t>get_email</w:t>
+      </w:r>
+      <w:proofErr w:type="spellEnd"/>
+      <w:r>
+        <w:rPr>
+          <w:rFonts w:ascii="Menlo" w:eastAsia="Times New Roman" w:hAnsi="Menlo" w:cs="Menlo"/>
+          <w:color w:val="CCCCCC"/>
+          <w:kern w:val="0"/>
+          <w14:ligatures w14:val="none"/>
+        </w:rPr>
+        <w:t>(</w:t>
+      </w:r>
+      <w:r>
+        <w:rPr>
+          <w:rFonts w:ascii="Menlo" w:eastAsia="Times New Roman" w:hAnsi="Menlo" w:cs="Menlo"/>
+          <w:color w:val="9CDCFE"/>
+          <w:kern w:val="0"/>
+          <w14:ligatures w14:val="none"/>
+        </w:rPr>
+        <w:t>self</w:t>
+      </w:r>
+      <w:r>
+        <w:rPr>
+          <w:rFonts w:ascii="Menlo" w:eastAsia="Times New Roman" w:hAnsi="Menlo" w:cs="Menlo"/>
+          <w:color w:val="CCCCCC"/>
+          <w:kern w:val="0"/>
+          <w14:ligatures w14:val="none"/>
+        </w:rPr>
+        <w:t xml:space="preserve">) -&gt; </w:t>
+      </w:r>
+      <w:r>
+        <w:rPr>
+          <w:rFonts w:ascii="Menlo" w:eastAsia="Times New Roman" w:hAnsi="Menlo" w:cs="Menlo"/>
+          <w:color w:val="4EC9B0"/>
+          <w:kern w:val="0"/>
+          <w14:ligatures w14:val="none"/>
+        </w:rPr>
+        <w:t>str</w:t>
+      </w:r>
+      <w:r>
+        <w:rPr>
+          <w:rFonts w:ascii="Menlo" w:eastAsia="Times New Roman" w:hAnsi="Menlo" w:cs="Menlo"/>
+          <w:color w:val="CCCCCC"/>
+          <w:kern w:val="0"/>
+          <w14:ligatures w14:val="none"/>
+        </w:rPr>
+        <w:t>:</w:t>
+      </w:r>
+    </w:p>
+    <w:p>
+      <w:pPr>
+        <w:shd w:val="clear" w:color="auto" w:fill="1F1F1F"/>
+        <w:spacing w:after="0" w:line="360" w:lineRule="atLeast"/>
+        <w:rPr>
+          <w:rFonts w:ascii="Menlo" w:eastAsia="Times New Roman" w:hAnsi="Menlo" w:cs="Menlo"/>
+          <w:color w:val="CCCCCC"/>
+          <w:kern w:val="0"/>
+          <w14:ligatures w14:val="none"/>
+        </w:rPr>
+      </w:pPr>
+      <w:r>
+        <w:rPr>
+          <w:rFonts w:ascii="Menlo" w:eastAsia="Times New Roman" w:hAnsi="Menlo" w:cs="Menlo"/>
+          <w:color w:val="CCCCCC"/>
+          <w:kern w:val="0"/>
+          <w14:ligatures w14:val="none"/>
+        </w:rPr>
+        <w:t xml:space="preserve">        </w:t>
+      </w:r>
+      <w:r>
+        <w:rPr>
+          <w:rFonts w:ascii="Menlo" w:eastAsia="Times New Roman" w:hAnsi="Menlo" w:cs="Menlo"/>
+          <w:color w:val="CE9178"/>
+          <w:kern w:val="0"/>
+          <w14:ligatures w14:val="none"/>
+        </w:rPr>
+        <w:t>"""</w:t>
+      </w:r>
+    </w:p>
+    <w:p>
+      <w:pPr>
+        <w:shd w:val="clear" w:color="auto" w:fill="1F1F1F"/>
+        <w:spacing w:after="0" w:line="360" w:lineRule="atLeast"/>
+        <w:rPr>
+          <w:rFonts w:ascii="Menlo" w:eastAsia="Times New Roman" w:hAnsi="Menlo" w:cs="Menlo"/>
+          <w:color w:val="CCCCCC"/>
+          <w:kern w:val="0"/>
+          <w14:ligatures w14:val="none"/>
+        </w:rPr>
+      </w:pPr>
+      <w:r>
+        <w:rPr>
+          <w:rFonts w:ascii="Menlo" w:eastAsia="Times New Roman" w:hAnsi="Menlo" w:cs="Menlo"/>
+          <w:color w:val="CE9178"/>
+          <w:kern w:val="0"/>
+          <w14:ligatures w14:val="none"/>
+        </w:rPr>
+        <w:t xml:space="preserve">        Get the email address of the user.</w:t>
+      </w:r>
+    </w:p>
+    <w:p>
+      <w:pPr>
+        <w:shd w:val="clear" w:color="auto" w:fill="1F1F1F"/>
+        <w:spacing w:after="0" w:line="360" w:lineRule="atLeast"/>
+        <w:rPr>
+          <w:rFonts w:ascii="Menlo" w:eastAsia="Times New Roman" w:hAnsi="Menlo" w:cs="Menlo"/>
+          <w:color w:val="CCCCCC"/>
+          <w:kern w:val="0"/>
+          <w14:ligatures w14:val="none"/>
+        </w:rPr>
+      </w:pPr>
+    </w:p>
+    <w:p>
+      <w:pPr>
+        <w:shd w:val="clear" w:color="auto" w:fill="1F1F1F"/>
+        <w:spacing w:after="0" w:line="360" w:lineRule="atLeast"/>
+        <w:rPr>
+          <w:rFonts w:ascii="Menlo" w:eastAsia="Times New Roman" w:hAnsi="Menlo" w:cs="Menlo"/>
+          <w:color w:val="CCCCCC"/>
+          <w:kern w:val="0"/>
+          <w14:ligatures w14:val="none"/>
+        </w:rPr>
+      </w:pPr>
+      <w:r>
+        <w:rPr>
+          <w:rFonts w:ascii="Menlo" w:eastAsia="Times New Roman" w:hAnsi="Menlo" w:cs="Menlo"/>
+          <w:color w:val="CE9178"/>
+          <w:kern w:val="0"/>
+          <w14:ligatures w14:val="none"/>
+        </w:rPr>
+        <w:t xml:space="preserve">        Returns:</w:t>
+      </w:r>
+    </w:p>
+    <w:p>
+      <w:pPr>
+        <w:shd w:val="clear" w:color="auto" w:fill="1F1F1F"/>
+        <w:spacing w:after="0" w:line="360" w:lineRule="atLeast"/>
+        <w:rPr>
+          <w:rFonts w:ascii="Menlo" w:eastAsia="Times New Roman" w:hAnsi="Menlo" w:cs="Menlo"/>
+          <w:color w:val="CCCCCC"/>
+          <w:kern w:val="0"/>
+          <w14:ligatures w14:val="none"/>
+        </w:rPr>
+      </w:pPr>
+      <w:r>
+        <w:rPr>
+          <w:rFonts w:ascii="Menlo" w:eastAsia="Times New Roman" w:hAnsi="Menlo" w:cs="Menlo"/>
+          <w:color w:val="CE9178"/>
+          <w:kern w:val="0"/>
+          <w14:ligatures w14:val="none"/>
+        </w:rPr>
+        <w:t xml:space="preserve">            - str: The email address of the user.</w:t>
+      </w:r>
+    </w:p>
+    <w:p>
+      <w:pPr>
+        <w:shd w:val="clear" w:color="auto" w:fill="1F1F1F"/>
+        <w:spacing w:after="0" w:line="360" w:lineRule="atLeast"/>
+        <w:rPr>
+          <w:rFonts w:ascii="Menlo" w:eastAsia="Times New Roman" w:hAnsi="Menlo" w:cs="Menlo"/>
+          <w:color w:val="CCCCCC"/>
+          <w:kern w:val="0"/>
+          <w14:ligatures w14:val="none"/>
+        </w:rPr>
+      </w:pPr>
+      <w:r>
+        <w:rPr>
+          <w:rFonts w:ascii="Menlo" w:eastAsia="Times New Roman" w:hAnsi="Menlo" w:cs="Menlo"/>
+          <w:color w:val="CE9178"/>
+          <w:kern w:val="0"/>
+          <w14:ligatures w14:val="none"/>
+        </w:rPr>
+        <w:t xml:space="preserve">        """</w:t>
+      </w:r>
+    </w:p>
+    <w:p>
+      <w:pPr>
+        <w:shd w:val="clear" w:color="auto" w:fill="1F1F1F"/>
+        <w:spacing w:after="0" w:line="360" w:lineRule="atLeast"/>
+        <w:rPr>
+          <w:rFonts w:ascii="Menlo" w:eastAsia="Times New Roman" w:hAnsi="Menlo" w:cs="Menlo"/>
+          <w:color w:val="CCCCCC"/>
+          <w:kern w:val="0"/>
+          <w14:ligatures w14:val="none"/>
+        </w:rPr>
+      </w:pPr>
+      <w:r>
+        <w:rPr>
+          <w:rFonts w:ascii="Menlo" w:eastAsia="Times New Roman" w:hAnsi="Menlo" w:cs="Menlo"/>
+          <w:color w:val="CCCCCC"/>
+          <w:kern w:val="0"/>
+          <w14:ligatures w14:val="none"/>
+        </w:rPr>
+        <w:t xml:space="preserve">        </w:t>
+      </w:r>
+      <w:r>
+        <w:rPr>
+          <w:rFonts w:ascii="Menlo" w:eastAsia="Times New Roman" w:hAnsi="Menlo" w:cs="Menlo"/>
+          <w:color w:val="C586C0"/>
+          <w:kern w:val="0"/>
+          <w14:ligatures w14:val="none"/>
+        </w:rPr>
+        <w:t>return</w:t>
+      </w:r>
+      <w:r>
+        <w:rPr>
+          <w:rFonts w:ascii="Menlo" w:eastAsia="Times New Roman" w:hAnsi="Menlo" w:cs="Menlo"/>
+          <w:color w:val="CCCCCC"/>
+          <w:kern w:val="0"/>
+          <w14:ligatures w14:val="none"/>
+        </w:rPr>
+        <w:t xml:space="preserve"> </w:t>
+      </w:r>
+      <w:proofErr w:type="spellStart"/>
+      <w:proofErr w:type="gramStart"/>
+      <w:r>
+        <w:rPr>
+          <w:rFonts w:ascii="Menlo" w:eastAsia="Times New Roman" w:hAnsi="Menlo" w:cs="Menlo"/>
+          <w:color w:val="9CDCFE"/>
+          <w:kern w:val="0"/>
+          <w14:ligatures w14:val="none"/>
+        </w:rPr>
+        <w:t>self</w:t>
+      </w:r>
+      <w:r>
+        <w:rPr>
+          <w:rFonts w:ascii="Menlo" w:eastAsia="Times New Roman" w:hAnsi="Menlo" w:cs="Menlo"/>
+          <w:color w:val="CCCCCC"/>
+          <w:kern w:val="0"/>
+          <w14:ligatures w14:val="none"/>
+        </w:rPr>
+        <w:t>.</w:t>
+      </w:r>
+      <w:r>
+        <w:rPr>
+          <w:rFonts w:ascii="Menlo" w:eastAsia="Times New Roman" w:hAnsi="Menlo" w:cs="Menlo"/>
+          <w:color w:val="9CDCFE"/>
+          <w:kern w:val="0"/>
+          <w14:ligatures w14:val="none"/>
+        </w:rPr>
+        <w:t>email</w:t>
+      </w:r>
+      <w:proofErr w:type="spellEnd"/>
+      <w:proofErr w:type="gramEnd"/>
+    </w:p>
+    <w:p>
+      <w:pPr>
+        <w:shd w:val="clear" w:color="auto" w:fill="1F1F1F"/>
+        <w:spacing w:after="0" w:line="360" w:lineRule="atLeast"/>
+        <w:rPr>
+          <w:rFonts w:ascii="Menlo" w:eastAsia="Times New Roman" w:hAnsi="Menlo" w:cs="Menlo"/>
+          <w:color w:val="CCCCCC"/>
+          <w:kern w:val="0"/>
+          <w14:ligatures w14:val="none"/>
+        </w:rPr>
+      </w:pPr>
+    </w:p>
+    <w:p>
+      <w:pPr>
+        <w:shd w:val="clear" w:color="auto" w:fill="1F1F1F"/>
+        <w:spacing w:after="0" w:line="360" w:lineRule="atLeast"/>
+        <w:rPr>
+          <w:rFonts w:ascii="Menlo" w:eastAsia="Times New Roman" w:hAnsi="Menlo" w:cs="Menlo"/>
+          <w:color w:val="CCCCCC"/>
+          <w:kern w:val="0"/>
+          <w14:ligatures w14:val="none"/>
+        </w:rPr>
+      </w:pPr>
+      <w:r>
+        <w:rPr>
+          <w:rFonts w:ascii="Menlo" w:eastAsia="Times New Roman" w:hAnsi="Menlo" w:cs="Menlo"/>
+          <w:color w:val="6A9955"/>
+          <w:kern w:val="0"/>
+          <w14:ligatures w14:val="none"/>
+        </w:rPr>
+        <w:t># Usage Example</w:t>
+      </w:r>
+    </w:p>
+    <w:p>
+      <w:pPr>
+        <w:shd w:val="clear" w:color="auto" w:fill="1F1F1F"/>
+        <w:spacing w:after="0" w:line="360" w:lineRule="atLeast"/>
+        <w:rPr>
+          <w:rFonts w:ascii="Menlo" w:eastAsia="Times New Roman" w:hAnsi="Menlo" w:cs="Menlo"/>
+          <w:color w:val="CCCCCC"/>
+          <w:kern w:val="0"/>
+          <w14:ligatures w14:val="none"/>
+        </w:rPr>
+      </w:pPr>
+      <w:r>
+        <w:rPr>
+          <w:rFonts w:ascii="Menlo" w:eastAsia="Times New Roman" w:hAnsi="Menlo" w:cs="Menlo"/>
+          <w:color w:val="9CDCFE"/>
+          <w:kern w:val="0"/>
+          <w14:ligatures w14:val="none"/>
+        </w:rPr>
+        <w:t>user</w:t>
+      </w:r>
+      <w:r>
+        <w:rPr>
+          <w:rFonts w:ascii="Menlo" w:eastAsia="Times New Roman" w:hAnsi="Menlo" w:cs="Menlo"/>
+          <w:color w:val="CCCCCC"/>
+          <w:kern w:val="0"/>
+          <w14:ligatures w14:val="none"/>
+        </w:rPr>
+        <w:t xml:space="preserve"> </w:t>
+      </w:r>
+      <w:r>
+        <w:rPr>
+          <w:rFonts w:ascii="Menlo" w:eastAsia="Times New Roman" w:hAnsi="Menlo" w:cs="Menlo"/>
+          <w:color w:val="D4D4D4"/>
+          <w:kern w:val="0"/>
+          <w14:ligatures w14:val="none"/>
+        </w:rPr>
+        <w:t>=</w:t>
+      </w:r>
+      <w:r>
+        <w:rPr>
+          <w:rFonts w:ascii="Menlo" w:eastAsia="Times New Roman" w:hAnsi="Menlo" w:cs="Menlo"/>
+          <w:color w:val="CCCCCC"/>
+          <w:kern w:val="0"/>
+          <w14:ligatures w14:val="none"/>
+        </w:rPr>
+        <w:t xml:space="preserve"> </w:t>
+      </w:r>
+      <w:proofErr w:type="gramStart"/>
+      <w:r>
+        <w:rPr>
+          <w:rFonts w:ascii="Menlo" w:eastAsia="Times New Roman" w:hAnsi="Menlo" w:cs="Menlo"/>
+          <w:color w:val="4EC9B0"/>
+          <w:kern w:val="0"/>
+          <w14:ligatures w14:val="none"/>
+        </w:rPr>
+        <w:t>User</w:t>
+      </w:r>
+      <w:r>
+        <w:rPr>
+          <w:rFonts w:ascii="Menlo" w:eastAsia="Times New Roman" w:hAnsi="Menlo" w:cs="Menlo"/>
+          <w:color w:val="CCCCCC"/>
+          <w:kern w:val="0"/>
+          <w14:ligatures w14:val="none"/>
+        </w:rPr>
+        <w:t>(</w:t>
+      </w:r>
+      <w:proofErr w:type="gramEnd"/>
+      <w:r>
+        <w:rPr>
+          <w:rFonts w:ascii="Menlo" w:eastAsia="Times New Roman" w:hAnsi="Menlo" w:cs="Menlo"/>
+          <w:color w:val="B5CEA8"/>
+          <w:kern w:val="0"/>
+          <w14:ligatures w14:val="none"/>
+        </w:rPr>
+        <w:t>1</w:t>
+      </w:r>
+      <w:r>
+        <w:rPr>
+          <w:rFonts w:ascii="Menlo" w:eastAsia="Times New Roman" w:hAnsi="Menlo" w:cs="Menlo"/>
+          <w:color w:val="CCCCCC"/>
+          <w:kern w:val="0"/>
+          <w14:ligatures w14:val="none"/>
+        </w:rPr>
+        <w:t xml:space="preserve">, </w:t>
+      </w:r>
+      <w:r>
+        <w:rPr>
+          <w:rFonts w:ascii="Menlo" w:eastAsia="Times New Roman" w:hAnsi="Menlo" w:cs="Menlo"/>
+          <w:color w:val="CE9178"/>
+          <w:kern w:val="0"/>
+          <w14:ligatures w14:val="none"/>
+        </w:rPr>
+        <w:t>"</w:t>
+      </w:r>
+      <w:proofErr w:type="spellStart"/>
+      <w:r>
+        <w:rPr>
+          <w:rFonts w:ascii="Menlo" w:eastAsia="Times New Roman" w:hAnsi="Menlo" w:cs="Menlo"/>
+          <w:color w:val="CE9178"/>
+          <w:kern w:val="0"/>
+          <w14:ligatures w14:val="none"/>
+        </w:rPr>
+        <w:t>johndoe</w:t>
+      </w:r>
+      <w:proofErr w:type="spellEnd"/>
+      <w:r>
+        <w:rPr>
+          <w:rFonts w:ascii="Menlo" w:eastAsia="Times New Roman" w:hAnsi="Menlo" w:cs="Menlo"/>
+          <w:color w:val="CE9178"/>
+          <w:kern w:val="0"/>
+          <w14:ligatures w14:val="none"/>
+        </w:rPr>
+        <w:t>"</w:t>
+      </w:r>
+      <w:r>
+        <w:rPr>
+          <w:rFonts w:ascii="Menlo" w:eastAsia="Times New Roman" w:hAnsi="Menlo" w:cs="Menlo"/>
+          <w:color w:val="CCCCCC"/>
+          <w:kern w:val="0"/>
+          <w14:ligatures w14:val="none"/>
+        </w:rPr>
+        <w:t xml:space="preserve">, </w:t>
+      </w:r>
+      <w:r>
+        <w:rPr>
+          <w:rFonts w:ascii="Menlo" w:eastAsia="Times New Roman" w:hAnsi="Menlo" w:cs="Menlo"/>
+          <w:color w:val="CE9178"/>
+          <w:kern w:val="0"/>
+          <w14:ligatures w14:val="none"/>
+        </w:rPr>
+        <w:t>"johndoe@example.com"</w:t>
+      </w:r>
+      <w:r>
+        <w:rPr>
+          <w:rFonts w:ascii="Menlo" w:eastAsia="Times New Roman" w:hAnsi="Menlo" w:cs="Menlo"/>
+          <w:color w:val="CCCCCC"/>
+          <w:kern w:val="0"/>
+          <w14:ligatures w14:val="none"/>
+        </w:rPr>
+        <w:t>)</w:t>
+      </w:r>
+    </w:p>
+    <w:p>
+      <w:pPr>
+        <w:shd w:val="clear" w:color="auto" w:fill="1F1F1F"/>
+        <w:spacing w:after="0" w:line="360" w:lineRule="atLeast"/>
+        <w:rPr>
+          <w:rFonts w:ascii="Menlo" w:eastAsia="Times New Roman" w:hAnsi="Menlo" w:cs="Menlo"/>
+          <w:color w:val="CCCCCC"/>
+          <w:kern w:val="0"/>
+          <w14:ligatures w14:val="none"/>
+        </w:rPr>
+      </w:pPr>
+      <w:proofErr w:type="spellStart"/>
+      <w:r>
+        <w:rPr>
+          <w:rFonts w:ascii="Menlo" w:eastAsia="Times New Roman" w:hAnsi="Menlo" w:cs="Menlo"/>
+          <w:color w:val="9CDCFE"/>
+          <w:kern w:val="0"/>
+          <w14:ligatures w14:val="none"/>
+        </w:rPr>
+        <w:t>user_id</w:t>
+      </w:r>
+      <w:proofErr w:type="spellEnd"/>
+      <w:r>
+        <w:rPr>
+          <w:rFonts w:ascii="Menlo" w:eastAsia="Times New Roman" w:hAnsi="Menlo" w:cs="Menlo"/>
+          <w:color w:val="CCCCCC"/>
+          <w:kern w:val="0"/>
+          <w14:ligatures w14:val="none"/>
+        </w:rPr>
+        <w:t xml:space="preserve"> </w:t>
+      </w:r>
+      <w:r>
+        <w:rPr>
+          <w:rFonts w:ascii="Menlo" w:eastAsia="Times New Roman" w:hAnsi="Menlo" w:cs="Menlo"/>
+          <w:color w:val="D4D4D4"/>
+          <w:kern w:val="0"/>
+          <w14:ligatures w14:val="none"/>
+        </w:rPr>
+        <w:t>=</w:t>
+      </w:r>
+      <w:r>
+        <w:rPr>
+          <w:rFonts w:ascii="Menlo" w:eastAsia="Times New Roman" w:hAnsi="Menlo" w:cs="Menlo"/>
+          <w:color w:val="CCCCCC"/>
+          <w:kern w:val="0"/>
+          <w14:ligatures w14:val="none"/>
+        </w:rPr>
+        <w:t xml:space="preserve"> </w:t>
+      </w:r>
+      <w:proofErr w:type="spellStart"/>
+      <w:r>
+        <w:rPr>
+          <w:rFonts w:ascii="Menlo" w:eastAsia="Times New Roman" w:hAnsi="Menlo" w:cs="Menlo"/>
+          <w:color w:val="9CDCFE"/>
+          <w:kern w:val="0"/>
+          <w14:ligatures w14:val="none"/>
+        </w:rPr>
+        <w:t>user</w:t>
+      </w:r>
+      <w:r>
+        <w:rPr>
+          <w:rFonts w:ascii="Menlo" w:eastAsia="Times New Roman" w:hAnsi="Menlo" w:cs="Menlo"/>
+          <w:color w:val="CCCCCC"/>
+          <w:kern w:val="0"/>
+          <w14:ligatures w14:val="none"/>
+        </w:rPr>
+        <w:t>.</w:t>
+      </w:r>
+      <w:r>
+        <w:rPr>
+          <w:rFonts w:ascii="Menlo" w:eastAsia="Times New Roman" w:hAnsi="Menlo" w:cs="Menlo"/>
+          <w:color w:val="DCDCAA"/>
+          <w:kern w:val="0"/>
+          <w14:ligatures w14:val="none"/>
+        </w:rPr>
+        <w:t>get_</w:t>
+      </w:r>
+      <w:proofErr w:type="gramStart"/>
+      <w:r>
+        <w:rPr>
+          <w:rFonts w:ascii="Menlo" w:eastAsia="Times New Roman" w:hAnsi="Menlo" w:cs="Menlo"/>
+          <w:color w:val="DCDCAA"/>
+          <w:kern w:val="0"/>
+          <w14:ligatures w14:val="none"/>
+        </w:rPr>
+        <w:t>id</w:t>
+      </w:r>
+      <w:proofErr w:type="spellEnd"/>
+      <w:r>
+        <w:rPr>
+          <w:rFonts w:ascii="Menlo" w:eastAsia="Times New Roman" w:hAnsi="Menlo" w:cs="Menlo"/>
+          <w:color w:val="CCCCCC"/>
+          <w:kern w:val="0"/>
+          <w14:ligatures w14:val="none"/>
+        </w:rPr>
+        <w:t>(</w:t>
+      </w:r>
+      <w:proofErr w:type="gramEnd"/>
+      <w:r>
+        <w:rPr>
+          <w:rFonts w:ascii="Menlo" w:eastAsia="Times New Roman" w:hAnsi="Menlo" w:cs="Menlo"/>
+          <w:color w:val="CCCCCC"/>
+          <w:kern w:val="0"/>
+          <w14:ligatures w14:val="none"/>
+        </w:rPr>
+        <w:t>)</w:t>
+      </w:r>
+    </w:p>
+    <w:p>
+      <w:pPr>
+        <w:shd w:val="clear" w:color="auto" w:fill="1F1F1F"/>
+        <w:spacing w:after="0" w:line="360" w:lineRule="atLeast"/>
+        <w:rPr>
+          <w:rFonts w:ascii="Menlo" w:eastAsia="Times New Roman" w:hAnsi="Menlo" w:cs="Menlo"/>
+          <w:color w:val="CCCCCC"/>
+          <w:kern w:val="0"/>
+          <w14:ligatures w14:val="none"/>
+        </w:rPr>
+      </w:pPr>
+      <w:proofErr w:type="gramStart"/>
+      <w:r>
+        <w:rPr>
+          <w:rFonts w:ascii="Menlo" w:eastAsia="Times New Roman" w:hAnsi="Menlo" w:cs="Menlo"/>
+          <w:color w:val="DCDCAA"/>
+          <w:kern w:val="0"/>
+          <w14:ligatures w14:val="none"/>
+        </w:rPr>
+        <w:t>print</w:t>
+      </w:r>
+      <w:r>
+        <w:rPr>
+          <w:rFonts w:ascii="Menlo" w:eastAsia="Times New Roman" w:hAnsi="Menlo" w:cs="Menlo"/>
+          <w:color w:val="CCCCCC"/>
+          <w:kern w:val="0"/>
+          <w14:ligatures w14:val="none"/>
+        </w:rPr>
+        <w:t>(</w:t>
+      </w:r>
+      <w:proofErr w:type="spellStart"/>
+      <w:proofErr w:type="gramEnd"/>
+      <w:r>
+        <w:rPr>
+          <w:rFonts w:ascii="Menlo" w:eastAsia="Times New Roman" w:hAnsi="Menlo" w:cs="Menlo"/>
+          <w:color w:val="569CD6"/>
+          <w:kern w:val="0"/>
+          <w14:ligatures w14:val="none"/>
+        </w:rPr>
+        <w:t>f</w:t>
+      </w:r>
+      <w:r>
+        <w:rPr>
+          <w:rFonts w:ascii="Menlo" w:eastAsia="Times New Roman" w:hAnsi="Menlo" w:cs="Menlo"/>
+          <w:color w:val="CE9178"/>
+          <w:kern w:val="0"/>
+          <w14:ligatures w14:val="none"/>
+        </w:rPr>
+        <w:t>"User</w:t>
+      </w:r>
+      <w:proofErr w:type="spellEnd"/>
+      <w:r>
+        <w:rPr>
+          <w:rFonts w:ascii="Menlo" w:eastAsia="Times New Roman" w:hAnsi="Menlo" w:cs="Menlo"/>
+          <w:color w:val="CE9178"/>
+          <w:kern w:val="0"/>
+          <w14:ligatures w14:val="none"/>
+        </w:rPr>
+        <w:t xml:space="preserve"> ID: </w:t>
+      </w:r>
+      <w:r>
+        <w:rPr>
+          <w:rFonts w:ascii="Menlo" w:eastAsia="Times New Roman" w:hAnsi="Menlo" w:cs="Menlo"/>
+          <w:color w:val="569CD6"/>
+          <w:kern w:val="0"/>
+          <w14:ligatures w14:val="none"/>
+        </w:rPr>
+        <w:t>{</w:t>
+      </w:r>
+      <w:proofErr w:type="spellStart"/>
+      <w:r>
+        <w:rPr>
+          <w:rFonts w:ascii="Menlo" w:eastAsia="Times New Roman" w:hAnsi="Menlo" w:cs="Menlo"/>
+          <w:color w:val="9CDCFE"/>
+          <w:kern w:val="0"/>
+          <w14:ligatures w14:val="none"/>
+        </w:rPr>
+        <w:t>user_id</w:t>
+      </w:r>
+      <w:proofErr w:type="spellEnd"/>
+      <w:r>
+        <w:rPr>
+          <w:rFonts w:ascii="Menlo" w:eastAsia="Times New Roman" w:hAnsi="Menlo" w:cs="Menlo"/>
+          <w:color w:val="569CD6"/>
+          <w:kern w:val="0"/>
+          <w14:ligatures w14:val="none"/>
+        </w:rPr>
+        <w:t>}</w:t>
+      </w:r>
+      <w:r>
+        <w:rPr>
+          <w:rFonts w:ascii="Menlo" w:eastAsia="Times New Roman" w:hAnsi="Menlo" w:cs="Menlo"/>
+          <w:color w:val="CE9178"/>
+          <w:kern w:val="0"/>
+          <w14:ligatures w14:val="none"/>
+        </w:rPr>
+        <w:t>"</w:t>
+      </w:r>
+      <w:r>
+        <w:rPr>
+          <w:rFonts w:ascii="Menlo" w:eastAsia="Times New Roman" w:hAnsi="Menlo" w:cs="Menlo"/>
+          <w:color w:val="CCCCCC"/>
+          <w:kern w:val="0"/>
+          <w14:ligatures w14:val="none"/>
+        </w:rPr>
+        <w:t>)</w:t>
       </w:r>
     </w:p>
     <w:p/>
@@ -275,7 +3855,46 @@
         </w:drawing>
       </w:r>
     </w:p>
-    <w:p/>
+    <w:p>
+      <w:r>
+        <w:lastRenderedPageBreak/>
+        <w:drawing>
+          <wp:inline distT="0" distB="0" distL="0" distR="0" wp14:anchorId="33EE2664" wp14:editId="471FA70A">
+            <wp:extent cx="5943600" cy="4898390"/>
+            <wp:effectExtent l="0" t="0" r="0" b="3810"/>
+            <wp:docPr id="1614328314" name="Picture 1"/>
+            <wp:cNvGraphicFramePr>
+              <a:graphicFrameLocks xmlns:a="http://schemas.openxmlformats.org/drawingml/2006/main" noChangeAspect="1"/>
+            </wp:cNvGraphicFramePr>
+            <a:graphic xmlns:a="http://schemas.openxmlformats.org/drawingml/2006/main">
+              <a:graphicData uri="http://schemas.openxmlformats.org/drawingml/2006/picture">
+                <pic:pic xmlns:pic="http://schemas.openxmlformats.org/drawingml/2006/picture">
+                  <pic:nvPicPr>
+                    <pic:cNvPr id="1614328314" name=""/>
+                    <pic:cNvPicPr/>
+                  </pic:nvPicPr>
+                  <pic:blipFill>
+                    <a:blip r:embed="rId8"/>
+                    <a:stretch>
+                      <a:fillRect/>
+                    </a:stretch>
+                  </pic:blipFill>
+                  <pic:spPr>
+                    <a:xfrm>
+                      <a:off x="0" y="0"/>
+                      <a:ext cx="5943600" cy="4898390"/>
+                    </a:xfrm>
+                    <a:prstGeom prst="rect">
+                      <a:avLst/>
+                    </a:prstGeom>
+                  </pic:spPr>
+                </pic:pic>
+              </a:graphicData>
+            </a:graphic>
+          </wp:inline>
+        </w:drawing>
+      </w:r>
+    </w:p>
     <w:p>
       <w:r>
         <w:lastRenderedPageBreak/>
@@ -295,7 +3914,7 @@
                     <pic:cNvPicPr/>
                   </pic:nvPicPr>
                   <pic:blipFill>
-                    <a:blip r:embed="rId8"/>
+                    <a:blip r:embed="rId9"/>
                     <a:stretch>
                       <a:fillRect/>
                     </a:stretch>
@@ -316,6 +3935,78 @@
         </w:drawing>
       </w:r>
     </w:p>
+    <w:p/>
+    <w:p>
+      <w:r>
+        <w:t>Discussion:</w:t>
+      </w:r>
+    </w:p>
+    <w:p>
+      <w:pPr>
+        <w:pStyle w:val="NormalWeb"/>
+      </w:pPr>
+      <w:r>
+        <w:t xml:space="preserve">For this assignment, I used the provided User Management Python program and worked with Qodo, which was formerly called </w:t>
+      </w:r>
+      <w:proofErr w:type="spellStart"/>
+      <w:r>
+        <w:t>CodiumAI</w:t>
+      </w:r>
+      <w:proofErr w:type="spellEnd"/>
+      <w:r>
+        <w:t xml:space="preserve">. The program creates a </w:t>
+      </w:r>
+      <w:proofErr w:type="gramStart"/>
+      <w:r>
+        <w:t>User</w:t>
+      </w:r>
+      <w:proofErr w:type="gramEnd"/>
+      <w:r>
+        <w:t xml:space="preserve"> class that stores a user's ID, username, and email address. It also contains methods for returning each of those values. I ran the program in Visual Studio Code using Python 3. The program compiled and executed successfully and displayed </w:t>
+      </w:r>
+      <w:r>
+        <w:rPr>
+          <w:rStyle w:val="HTMLCode"/>
+        </w:rPr>
+        <w:t>User ID: 1</w:t>
+      </w:r>
+      <w:r>
+        <w:t xml:space="preserve"> in the terminal, which was the expected result.</w:t>
+      </w:r>
+    </w:p>
+    <w:p>
+      <w:pPr>
+        <w:pStyle w:val="NormalWeb"/>
+      </w:pPr>
+      <w:r>
+        <w:t xml:space="preserve">I also connected my Advanced Python GitHub repository to </w:t>
+      </w:r>
+      <w:proofErr w:type="spellStart"/>
+      <w:r>
+        <w:t>Qodo</w:t>
+      </w:r>
+      <w:proofErr w:type="spellEnd"/>
+      <w:r>
+        <w:t xml:space="preserve"> and used its code review interface to analyze the program. </w:t>
+      </w:r>
+      <w:proofErr w:type="spellStart"/>
+      <w:r>
+        <w:t>Qodo</w:t>
+      </w:r>
+      <w:proofErr w:type="spellEnd"/>
+      <w:r>
+        <w:t xml:space="preserve"> completed its review and reported 0 bugs, 0 rule violations, and 0 requirement gaps. It reported that there were no material issues requiring review. This assignment helped me see how documentation and docstrings make Python code easier to understand and how an AI code-analysis tool can be used with GitHub to review code for potential problems. I found </w:t>
+      </w:r>
+      <w:proofErr w:type="spellStart"/>
+      <w:r>
+        <w:t>Qodo</w:t>
+      </w:r>
+      <w:proofErr w:type="spellEnd"/>
+      <w:r>
+        <w:t xml:space="preserve"> useful because it provided another way to check the program after I had already tested it myself in Visual Studio Code.</w:t>
+      </w:r>
+    </w:p>
+    <w:p/>
     <w:sectPr>
       <w:pgSz w:w="12240" w:h="15840"/>
       <w:pgMar w:top="1440" w:right="1440" w:bottom="1440" w:left="1440" w:header="720" w:footer="720" w:gutter="0"/>
